--- a/NICE bibliography/NICE-bibliography-generator-TA-scoping.docx
+++ b/NICE bibliography/NICE-bibliography-generator-TA-scoping.docx
@@ -2,6 +2,15 @@
 <file path=word/document.xml><?xml version="1.0" encoding="utf-8"?>
 <w:document xmlns:w="http://schemas.openxmlformats.org/wordprocessingml/2006/main" xmlns:m="http://schemas.openxmlformats.org/officeDocument/2006/math" xmlns:r="http://schemas.openxmlformats.org/officeDocument/2006/relationships" xmlns:o="urn:schemas-microsoft-com:office:office" xmlns:v="urn:schemas-microsoft-com:vml" xmlns:w10="urn:schemas-microsoft-com:office:word" xmlns:a="http://schemas.openxmlformats.org/drawingml/2006/main" xmlns:pic="http://schemas.openxmlformats.org/drawingml/2006/picture" xmlns:wp="http://schemas.openxmlformats.org/drawingml/2006/wordprocessingDrawing">
   <w:body>
+    <w:bookmarkStart w:id="53" w:name="published"/>
+    <w:p>
+      <w:pPr>
+        <w:pStyle w:val="Heading2"/>
+      </w:pPr>
+      <w:r>
+        <w:t xml:space="preserve">Published</w:t>
+      </w:r>
+    </w:p>
     <w:tbl>
       <w:tblPr>
         <w:tblStyle w:val="Table"/>
@@ -20,19 +29,294 @@
               <w:pStyle w:val="Compact"/>
               <w:jc w:val="left"/>
             </w:pPr>
+            <w:hyperlink r:id="rId9">
+              <w:r>
+                <w:rPr>
+                  <w:rStyle w:val="Hyperlink"/>
+                </w:rPr>
+                <w:t xml:space="preserve">Lutetium-177 vipivotide tetraxetan for treating PSMA-positive hormone-relapsed metastatic prostate cancer after an anti-androgen but not a taxane (terminated evaluation)</w:t>
+              </w:r>
+            </w:hyperlink>
+            <w:r>
+              <w:t xml:space="preserve"> </w:t>
+            </w:r>
+            <w:r>
+              <w:t xml:space="preserve">(2026) NICE technology appraisal guidance 1179</w:t>
+            </w:r>
+          </w:p>
+        </w:tc>
+      </w:tr>
+      <w:tr>
+        <w:tc>
+          <w:tcPr/>
+          <w:p>
+            <w:pPr>
+              <w:pStyle w:val="Compact"/>
+              <w:jc w:val="left"/>
+            </w:pPr>
+            <w:hyperlink r:id="rId10">
+              <w:r>
+                <w:rPr>
+                  <w:rStyle w:val="Hyperlink"/>
+                </w:rPr>
+                <w:t xml:space="preserve">Talazoparib with enzalutamide for untreated hormone-relapsed metastatic prostate cancer</w:t>
+              </w:r>
+            </w:hyperlink>
+            <w:r>
+              <w:t xml:space="preserve"> </w:t>
+            </w:r>
+            <w:r>
+              <w:t xml:space="preserve">(2026) NICE technology appraisal guidance 1130</w:t>
+            </w:r>
+          </w:p>
+        </w:tc>
+      </w:tr>
+      <w:tr>
+        <w:tc>
+          <w:tcPr/>
+          <w:p>
+            <w:pPr>
+              <w:pStyle w:val="Compact"/>
+              <w:jc w:val="left"/>
+            </w:pPr>
+            <w:hyperlink r:id="rId11">
+              <w:r>
+                <w:rPr>
+                  <w:rStyle w:val="Hyperlink"/>
+                </w:rPr>
+                <w:t xml:space="preserve">Abiraterone (originator and generics) for treating newly diagnosed high-risk hormone‑sensitive metastatic prostate cancer</w:t>
+              </w:r>
+            </w:hyperlink>
+            <w:r>
+              <w:t xml:space="preserve"> </w:t>
+            </w:r>
+            <w:r>
+              <w:t xml:space="preserve">(2025) NICE technology appraisal guidance 1110</w:t>
+            </w:r>
+          </w:p>
+        </w:tc>
+      </w:tr>
+      <w:tr>
+        <w:tc>
+          <w:tcPr/>
+          <w:p>
+            <w:pPr>
+              <w:pStyle w:val="Compact"/>
+              <w:jc w:val="left"/>
+            </w:pPr>
+            <w:hyperlink r:id="rId12">
+              <w:r>
+                <w:rPr>
+                  <w:rStyle w:val="Hyperlink"/>
+                </w:rPr>
+                <w:t xml:space="preserve">Darolutamide with androgen deprivation therapy for treating hormone-sensitive metastatic prostate cancer</w:t>
+              </w:r>
+            </w:hyperlink>
+            <w:r>
+              <w:t xml:space="preserve"> </w:t>
+            </w:r>
+            <w:r>
+              <w:t xml:space="preserve">(2025) NICE technology appraisal guidance 1109</w:t>
+            </w:r>
+          </w:p>
+        </w:tc>
+      </w:tr>
+      <w:tr>
+        <w:tc>
+          <w:tcPr/>
+          <w:p>
+            <w:pPr>
+              <w:pStyle w:val="Compact"/>
+              <w:jc w:val="left"/>
+            </w:pPr>
+            <w:hyperlink r:id="rId13">
+              <w:r>
+                <w:rPr>
+                  <w:rStyle w:val="Hyperlink"/>
+                </w:rPr>
+                <w:t xml:space="preserve">Niraparib with abiraterone acetate and prednisone for untreated hormone-relapsed metastatic prostate cancer (terminated appraisal)</w:t>
+              </w:r>
+            </w:hyperlink>
+            <w:r>
+              <w:t xml:space="preserve"> </w:t>
+            </w:r>
+            <w:r>
+              <w:t xml:space="preserve">(2025) NICE technology appraisal guidance 1032</w:t>
+            </w:r>
+          </w:p>
+        </w:tc>
+      </w:tr>
+      <w:tr>
+        <w:tc>
+          <w:tcPr/>
+          <w:p>
+            <w:pPr>
+              <w:pStyle w:val="Compact"/>
+              <w:jc w:val="left"/>
+            </w:pPr>
+            <w:hyperlink r:id="rId14">
+              <w:r>
+                <w:rPr>
+                  <w:rStyle w:val="Hyperlink"/>
+                </w:rPr>
+                <w:t xml:space="preserve">Relugolix for treating hormone-sensitive prostate cancer</w:t>
+              </w:r>
+            </w:hyperlink>
+            <w:r>
+              <w:t xml:space="preserve"> </w:t>
+            </w:r>
+            <w:r>
+              <w:t xml:space="preserve">(2024) NICE technology appraisal guidance 995</w:t>
+            </w:r>
+          </w:p>
+        </w:tc>
+      </w:tr>
+      <w:tr>
+        <w:tc>
+          <w:tcPr/>
+          <w:p>
+            <w:pPr>
+              <w:pStyle w:val="Compact"/>
+              <w:jc w:val="left"/>
+            </w:pPr>
+            <w:hyperlink r:id="rId15">
+              <w:r>
+                <w:rPr>
+                  <w:rStyle w:val="Hyperlink"/>
+                </w:rPr>
+                <w:t xml:space="preserve">Enzalutamide for treating non-metastatic prostate cancer after radical prostatectomy or radiotherapy (terminated appraisal)</w:t>
+              </w:r>
+            </w:hyperlink>
+            <w:r>
+              <w:t xml:space="preserve"> </w:t>
+            </w:r>
+            <w:r>
+              <w:t xml:space="preserve">(2024) NICE technology appraisal guidance 994</w:t>
+            </w:r>
+          </w:p>
+        </w:tc>
+      </w:tr>
+      <w:tr>
+        <w:tc>
+          <w:tcPr/>
+          <w:p>
+            <w:pPr>
+              <w:pStyle w:val="Compact"/>
+              <w:jc w:val="left"/>
+            </w:pPr>
+            <w:hyperlink r:id="rId16">
+              <w:r>
+                <w:rPr>
+                  <w:rStyle w:val="Hyperlink"/>
+                </w:rPr>
+                <w:t xml:space="preserve">Olaparib with abiraterone for untreated hormone-relapsed metastatic prostate cancer</w:t>
+              </w:r>
+            </w:hyperlink>
+            <w:r>
+              <w:t xml:space="preserve"> </w:t>
+            </w:r>
+            <w:r>
+              <w:t xml:space="preserve">(2024) NICE technology appraisal guidance 951</w:t>
+            </w:r>
+          </w:p>
+        </w:tc>
+      </w:tr>
+      <w:tr>
+        <w:tc>
+          <w:tcPr/>
+          <w:p>
+            <w:pPr>
+              <w:pStyle w:val="Compact"/>
+              <w:jc w:val="left"/>
+            </w:pPr>
+            <w:hyperlink r:id="rId17">
+              <w:r>
+                <w:rPr>
+                  <w:rStyle w:val="Hyperlink"/>
+                </w:rPr>
+                <w:t xml:space="preserve">Lutetium-177 vipivotide tetraxetan for treating PSMA-positive hormone-relapsed metastatic prostate cancer after 2 or more treatments</w:t>
+              </w:r>
+            </w:hyperlink>
+            <w:r>
+              <w:t xml:space="preserve"> </w:t>
+            </w:r>
+            <w:r>
+              <w:t xml:space="preserve">(2023) NICE technology appraisal guidance 930</w:t>
+            </w:r>
+          </w:p>
+        </w:tc>
+      </w:tr>
+      <w:tr>
+        <w:tc>
+          <w:tcPr/>
+          <w:p>
+            <w:pPr>
+              <w:pStyle w:val="Compact"/>
+              <w:jc w:val="left"/>
+            </w:pPr>
+            <w:hyperlink r:id="rId18">
+              <w:r>
+                <w:rPr>
+                  <w:rStyle w:val="Hyperlink"/>
+                </w:rPr>
+                <w:t xml:space="preserve">Darolutamide with androgen deprivation therapy and docetaxel for treating hormone-sensitive metastatic prostate cancer</w:t>
+              </w:r>
+            </w:hyperlink>
+            <w:r>
+              <w:t xml:space="preserve"> </w:t>
+            </w:r>
+            <w:r>
+              <w:t xml:space="preserve">(2023) NICE technology appraisal guidance 903</w:t>
+            </w:r>
+          </w:p>
+        </w:tc>
+      </w:tr>
+      <w:tr>
+        <w:tc>
+          <w:tcPr/>
+          <w:p>
+            <w:pPr>
+              <w:pStyle w:val="Compact"/>
+              <w:jc w:val="left"/>
+            </w:pPr>
+            <w:hyperlink r:id="rId19">
+              <w:r>
+                <w:rPr>
+                  <w:rStyle w:val="Hyperlink"/>
+                </w:rPr>
+                <w:t xml:space="preserve">Olaparib for previously treated BRCA mutation-positive hormone-relapsed metastatic prostate cancer</w:t>
+              </w:r>
+            </w:hyperlink>
+            <w:r>
+              <w:t xml:space="preserve"> </w:t>
+            </w:r>
+            <w:r>
+              <w:t xml:space="preserve">(2023) NICE technology appraisal guidance 887</w:t>
+            </w:r>
+          </w:p>
+        </w:tc>
+      </w:tr>
+      <w:tr>
+        <w:tc>
+          <w:tcPr/>
+          <w:p>
+            <w:pPr>
+              <w:pStyle w:val="Compact"/>
+              <w:jc w:val="left"/>
+            </w:pPr>
             <w:hyperlink r:id="rId20">
               <w:r>
                 <w:rPr>
                   <w:rStyle w:val="Hyperlink"/>
                 </w:rPr>
-                <w:t xml:space="preserve">Talquetamab for treating relapsed and refractory multiple myeloma after 3 or more treatments</w:t>
-              </w:r>
-            </w:hyperlink>
-            <w:r>
-              <w:t xml:space="preserve"> </w:t>
-            </w:r>
-            <w:r>
-              <w:t xml:space="preserve">(2025) NICE technology appraisal guidance 1114</w:t>
+                <w:t xml:space="preserve">Apalutamide with androgen deprivation therapy for treating high-risk hormone-relapsed non-metastatic prostate cancer</w:t>
+              </w:r>
+            </w:hyperlink>
+            <w:r>
+              <w:t xml:space="preserve"> </w:t>
+            </w:r>
+            <w:r>
+              <w:t xml:space="preserve">(2021) NICE technology appraisal guidance 740</w:t>
             </w:r>
           </w:p>
         </w:tc>
@@ -50,14 +334,14 @@
                 <w:rPr>
                   <w:rStyle w:val="Hyperlink"/>
                 </w:rPr>
-                <w:t xml:space="preserve">Isatuximab in combination for untreated multiple myeloma when a stem cell transplant is unsuitable</w:t>
-              </w:r>
-            </w:hyperlink>
-            <w:r>
-              <w:t xml:space="preserve"> </w:t>
-            </w:r>
-            <w:r>
-              <w:t xml:space="preserve">(2025) NICE technology appraisal guidance 1098</w:t>
+                <w:t xml:space="preserve">Apalutamide with androgen deprivation therapy for treating hormone-sensitive metastatic prostate cancer</w:t>
+              </w:r>
+            </w:hyperlink>
+            <w:r>
+              <w:t xml:space="preserve"> </w:t>
+            </w:r>
+            <w:r>
+              <w:t xml:space="preserve">(2021) NICE technology appraisal guidance 741</w:t>
             </w:r>
           </w:p>
         </w:tc>
@@ -75,14 +359,14 @@
                 <w:rPr>
                   <w:rStyle w:val="Hyperlink"/>
                 </w:rPr>
-                <w:t xml:space="preserve">Idecabtagene vicleucel for treating relapsed or refractory multiple myeloma after 2 to 4 treatments (terminated appraisal)</w:t>
-              </w:r>
-            </w:hyperlink>
-            <w:r>
-              <w:t xml:space="preserve"> </w:t>
-            </w:r>
-            <w:r>
-              <w:t xml:space="preserve">(2025) NICE technology appraisal guidance 1084</w:t>
+                <w:t xml:space="preserve">Enzalutamide for treating hormone-sensitive metastatic prostate cancer</w:t>
+              </w:r>
+            </w:hyperlink>
+            <w:r>
+              <w:t xml:space="preserve"> </w:t>
+            </w:r>
+            <w:r>
+              <w:t xml:space="preserve">(2021) NICE technology appraisal guidance 712</w:t>
             </w:r>
           </w:p>
         </w:tc>
@@ -100,14 +384,14 @@
                 <w:rPr>
                   <w:rStyle w:val="Hyperlink"/>
                 </w:rPr>
-                <w:t xml:space="preserve">Elranatamab for treating relapsed and refractory multiple myeloma after 3 or more treatments</w:t>
-              </w:r>
-            </w:hyperlink>
-            <w:r>
-              <w:t xml:space="preserve"> </w:t>
-            </w:r>
-            <w:r>
-              <w:t xml:space="preserve">(2024) NICE technology appraisal guidance 1023</w:t>
+                <w:t xml:space="preserve">Darolutamide with androgen deprivation therapy for treating hormone-relapsed non-metastatic prostate cancer</w:t>
+              </w:r>
+            </w:hyperlink>
+            <w:r>
+              <w:t xml:space="preserve"> </w:t>
+            </w:r>
+            <w:r>
+              <w:t xml:space="preserve">(2020) NICE technology appraisal guidance 660</w:t>
             </w:r>
           </w:p>
         </w:tc>
@@ -125,14 +409,14 @@
                 <w:rPr>
                   <w:rStyle w:val="Hyperlink"/>
                 </w:rPr>
-                <w:t xml:space="preserve">Teclistamab for treating relapsed and refractory multiple myeloma after 3 or more treatments</w:t>
-              </w:r>
-            </w:hyperlink>
-            <w:r>
-              <w:t xml:space="preserve"> </w:t>
-            </w:r>
-            <w:r>
-              <w:t xml:space="preserve">(2024) NICE technology appraisal guidance 1015</w:t>
+                <w:t xml:space="preserve">Enzalutamide for hormone-relapsed non-metastatic prostate cancer</w:t>
+              </w:r>
+            </w:hyperlink>
+            <w:r>
+              <w:t xml:space="preserve"> </w:t>
+            </w:r>
+            <w:r>
+              <w:t xml:space="preserve">(2019) NICE technology appraisal guidance 580</w:t>
             </w:r>
           </w:p>
         </w:tc>
@@ -150,14 +434,14 @@
                 <w:rPr>
                   <w:rStyle w:val="Hyperlink"/>
                 </w:rPr>
-                <w:t xml:space="preserve">Selinexor with bortezomib and dexamethasone for previously treated multiple myeloma</w:t>
-              </w:r>
-            </w:hyperlink>
-            <w:r>
-              <w:t xml:space="preserve"> </w:t>
-            </w:r>
-            <w:r>
-              <w:t xml:space="preserve">(2024) NICE technology appraisal guidance 974</w:t>
+                <w:t xml:space="preserve">Padeliporfin for untreated localised prostate cancer</w:t>
+              </w:r>
+            </w:hyperlink>
+            <w:r>
+              <w:t xml:space="preserve"> </w:t>
+            </w:r>
+            <w:r>
+              <w:t xml:space="preserve">(2018) NICE technology appraisal guidance 546</w:t>
             </w:r>
           </w:p>
         </w:tc>
@@ -175,14 +459,14 @@
                 <w:rPr>
                   <w:rStyle w:val="Hyperlink"/>
                 </w:rPr>
-                <w:t xml:space="preserve">Selinexor with dexamethasone for treating relapsed and refractory multiple myeloma after 4 or more treatments</w:t>
-              </w:r>
-            </w:hyperlink>
-            <w:r>
-              <w:t xml:space="preserve"> </w:t>
-            </w:r>
-            <w:r>
-              <w:t xml:space="preserve">(2024) NICE technology appraisal guidance 970</w:t>
+                <w:t xml:space="preserve">Radium-223 dichloride for treating hormone-relapsed prostate cancer with bone metastases</w:t>
+              </w:r>
+            </w:hyperlink>
+            <w:r>
+              <w:t xml:space="preserve"> </w:t>
+            </w:r>
+            <w:r>
+              <w:t xml:space="preserve">(2016) NICE technology appraisal guidance 412</w:t>
             </w:r>
           </w:p>
         </w:tc>
@@ -200,14 +484,14 @@
                 <w:rPr>
                   <w:rStyle w:val="Hyperlink"/>
                 </w:rPr>
-                <w:t xml:space="preserve">Melphalan flufenamide with dexamethasone for treating relapsed or refractory multiple myeloma (terminated appraisal)</w:t>
-              </w:r>
-            </w:hyperlink>
-            <w:r>
-              <w:t xml:space="preserve"> </w:t>
-            </w:r>
-            <w:r>
-              <w:t xml:space="preserve">(2024) NICE technology appraisal guidance 968</w:t>
+                <w:t xml:space="preserve">Cabazitaxel for hormone-relapsed metastatic prostate cancer treated with docetaxel</w:t>
+              </w:r>
+            </w:hyperlink>
+            <w:r>
+              <w:t xml:space="preserve"> </w:t>
+            </w:r>
+            <w:r>
+              <w:t xml:space="preserve">(2016) NICE technology appraisal guidance 391</w:t>
             </w:r>
           </w:p>
         </w:tc>
@@ -225,14 +509,14 @@
                 <w:rPr>
                   <w:rStyle w:val="Hyperlink"/>
                 </w:rPr>
-                <w:t xml:space="preserve">Idecabtagene vicleucel for treating relapsed and refractory multiple myeloma after 3 or more treatments (terminated appraisal)</w:t>
-              </w:r>
-            </w:hyperlink>
-            <w:r>
-              <w:t xml:space="preserve"> </w:t>
-            </w:r>
-            <w:r>
-              <w:t xml:space="preserve">(2023) NICE technology appraisal guidance 936</w:t>
+                <w:t xml:space="preserve">Degarelix for treating advanced hormone-dependent prostate cancer</w:t>
+              </w:r>
+            </w:hyperlink>
+            <w:r>
+              <w:t xml:space="preserve"> </w:t>
+            </w:r>
+            <w:r>
+              <w:t xml:space="preserve">(2016) NICE technology appraisal guidance 404</w:t>
             </w:r>
           </w:p>
         </w:tc>
@@ -250,14 +534,14 @@
                 <w:rPr>
                   <w:rStyle w:val="Hyperlink"/>
                 </w:rPr>
-                <w:t xml:space="preserve">Daratumumab with lenalidomide and dexamethasone for untreated multiple myeloma when a stem cell transplant is unsuitable</w:t>
-              </w:r>
-            </w:hyperlink>
-            <w:r>
-              <w:t xml:space="preserve"> </w:t>
-            </w:r>
-            <w:r>
-              <w:t xml:space="preserve">(2023) NICE technology appraisal guidance 917</w:t>
+                <w:t xml:space="preserve">Abiraterone for castration-resistant metastatic prostate cancer previously treated with a docetaxel-containing regimen</w:t>
+              </w:r>
+            </w:hyperlink>
+            <w:r>
+              <w:t xml:space="preserve"> </w:t>
+            </w:r>
+            <w:r>
+              <w:t xml:space="preserve">(2012 updated 2016) NICE technology appraisal guidance 259</w:t>
             </w:r>
           </w:p>
         </w:tc>
@@ -275,14 +559,14 @@
                 <w:rPr>
                   <w:rStyle w:val="Hyperlink"/>
                 </w:rPr>
-                <w:t xml:space="preserve">Daratumumab with bortezomib and dexamethasone for previously treated multiple myeloma</w:t>
-              </w:r>
-            </w:hyperlink>
-            <w:r>
-              <w:t xml:space="preserve"> </w:t>
-            </w:r>
-            <w:r>
-              <w:t xml:space="preserve">(2023) NICE technology appraisal guidance 897</w:t>
+                <w:t xml:space="preserve">Abiraterone for treating metastatic hormone-relapsed prostate cancer before chemotherapy is indicated</w:t>
+              </w:r>
+            </w:hyperlink>
+            <w:r>
+              <w:t xml:space="preserve"> </w:t>
+            </w:r>
+            <w:r>
+              <w:t xml:space="preserve">(2016) NICE technology appraisal guidance 387</w:t>
             </w:r>
           </w:p>
         </w:tc>
@@ -300,14 +584,14 @@
                 <w:rPr>
                   <w:rStyle w:val="Hyperlink"/>
                 </w:rPr>
-                <w:t xml:space="preserve">Ciltacabtagene autoleucel for treating relapsed or refractory multiple myeloma (terminated appraisal)</w:t>
-              </w:r>
-            </w:hyperlink>
-            <w:r>
-              <w:t xml:space="preserve"> </w:t>
-            </w:r>
-            <w:r>
-              <w:t xml:space="preserve">(2023) NICE technology appraisal guidance 889</w:t>
+                <w:t xml:space="preserve">Enzalutamide for treating metastatic hormone-relapsed prostate cancer before chemotherapy is indicated</w:t>
+              </w:r>
+            </w:hyperlink>
+            <w:r>
+              <w:t xml:space="preserve"> </w:t>
+            </w:r>
+            <w:r>
+              <w:t xml:space="preserve">(2016) NICE technology appraisal guidance 377</w:t>
             </w:r>
           </w:p>
         </w:tc>
@@ -325,14 +609,14 @@
                 <w:rPr>
                   <w:rStyle w:val="Hyperlink"/>
                 </w:rPr>
-                <w:t xml:space="preserve">Ixazomib with lenalidomide and dexamethasone for treating relapsed or refractory multiple myeloma</w:t>
-              </w:r>
-            </w:hyperlink>
-            <w:r>
-              <w:t xml:space="preserve"> </w:t>
-            </w:r>
-            <w:r>
-              <w:t xml:space="preserve">(2023) NICE technology appraisal guidance 870</w:t>
+                <w:t xml:space="preserve">Enzalutamide for metastatic hormone‑relapsed prostate cancer previously treated with a docetaxel‑containing regimen</w:t>
+              </w:r>
+            </w:hyperlink>
+            <w:r>
+              <w:t xml:space="preserve"> </w:t>
+            </w:r>
+            <w:r>
+              <w:t xml:space="preserve">(2014) NICE technology appraisal guidance 316</w:t>
             </w:r>
           </w:p>
         </w:tc>
@@ -350,14 +634,14 @@
                 <w:rPr>
                   <w:rStyle w:val="Hyperlink"/>
                 </w:rPr>
-                <w:t xml:space="preserve">Carfilzomib with daratumumab and dexamethasone for treating relapsed or refractory multiple myeloma (terminated appraisal)</w:t>
-              </w:r>
-            </w:hyperlink>
-            <w:r>
-              <w:t xml:space="preserve"> </w:t>
-            </w:r>
-            <w:r>
-              <w:t xml:space="preserve">(2022) NICE technology appraisal guidance 841</w:t>
+                <w:t xml:space="preserve">Docetaxel for the treatment of hormone-refractory metastatic prostate cancer</w:t>
+              </w:r>
+            </w:hyperlink>
+            <w:r>
+              <w:t xml:space="preserve"> </w:t>
+            </w:r>
+            <w:r>
+              <w:t xml:space="preserve">(2006) NICE technology appraisal guidance 101</w:t>
             </w:r>
           </w:p>
         </w:tc>
@@ -375,14 +659,14 @@
                 <w:rPr>
                   <w:rStyle w:val="Hyperlink"/>
                 </w:rPr>
-                <w:t xml:space="preserve">Daratumumab monotherapy for treating relapsed and refractory multiple myeloma</w:t>
-              </w:r>
-            </w:hyperlink>
-            <w:r>
-              <w:t xml:space="preserve"> </w:t>
-            </w:r>
-            <w:r>
-              <w:t xml:space="preserve">(2022) NICE technology appraisal guidance 783</w:t>
+                <w:t xml:space="preserve">Prostate cancer: diagnosis and management</w:t>
+              </w:r>
+            </w:hyperlink>
+            <w:r>
+              <w:t xml:space="preserve"> </w:t>
+            </w:r>
+            <w:r>
+              <w:t xml:space="preserve">(2019 updated 2021) NICE guideline NG131</w:t>
             </w:r>
           </w:p>
         </w:tc>
@@ -400,14 +684,14 @@
                 <w:rPr>
                   <w:rStyle w:val="Hyperlink"/>
                 </w:rPr>
-                <w:t xml:space="preserve">Daratumumab with bortezomib, melphalan and prednisone for untreated multiple myeloma (terminated appraisal)</w:t>
-              </w:r>
-            </w:hyperlink>
-            <w:r>
-              <w:t xml:space="preserve"> </w:t>
-            </w:r>
-            <w:r>
-              <w:t xml:space="preserve">(2022) NICE technology appraisal guidance 771</w:t>
+                <w:t xml:space="preserve">Irreversible electroporation for treating prostate cancer</w:t>
+              </w:r>
+            </w:hyperlink>
+            <w:r>
+              <w:t xml:space="preserve"> </w:t>
+            </w:r>
+            <w:r>
+              <w:t xml:space="preserve">(2023) NICE healthtech guidance 688</w:t>
             </w:r>
           </w:p>
         </w:tc>
@@ -425,14 +709,14 @@
                 <w:rPr>
                   <w:rStyle w:val="Hyperlink"/>
                 </w:rPr>
-                <w:t xml:space="preserve">Daratumumab in combination for untreated multiple myeloma when a stem cell transplant is suitable</w:t>
-              </w:r>
-            </w:hyperlink>
-            <w:r>
-              <w:t xml:space="preserve"> </w:t>
-            </w:r>
-            <w:r>
-              <w:t xml:space="preserve">(2022) NICE technology appraisal guidance 763</w:t>
+                <w:t xml:space="preserve">Transperineal biopsy for diagnosing prostate cancer</w:t>
+              </w:r>
+            </w:hyperlink>
+            <w:r>
+              <w:t xml:space="preserve"> </w:t>
+            </w:r>
+            <w:r>
+              <w:t xml:space="preserve">(2023) NICE healthtech guidance 680</w:t>
             </w:r>
           </w:p>
         </w:tc>
@@ -450,14 +734,14 @@
                 <w:rPr>
                   <w:rStyle w:val="Hyperlink"/>
                 </w:rPr>
-                <w:t xml:space="preserve">Daratumumab with pomalidomide and dexamethasone for treating relapsed or refractory multiple myeloma (terminated appraisal)</w:t>
-              </w:r>
-            </w:hyperlink>
-            <w:r>
-              <w:t xml:space="preserve"> </w:t>
-            </w:r>
-            <w:r>
-              <w:t xml:space="preserve">(2021) NICE technology appraisal guidance 726</w:t>
+                <w:t xml:space="preserve">MRI fusion biopsy systems for diagnosing prostate cancer</w:t>
+              </w:r>
+            </w:hyperlink>
+            <w:r>
+              <w:t xml:space="preserve"> </w:t>
+            </w:r>
+            <w:r>
+              <w:t xml:space="preserve">(2023) NICE healthtech guidance 678</w:t>
             </w:r>
           </w:p>
         </w:tc>
@@ -475,14 +759,14 @@
                 <w:rPr>
                   <w:rStyle w:val="Hyperlink"/>
                 </w:rPr>
-                <w:t xml:space="preserve">Isatuximab with carfilzomib and dexamethasone for treating relapsed or refractory multiple myeloma (terminated appraisal)</w:t>
-              </w:r>
-            </w:hyperlink>
-            <w:r>
-              <w:t xml:space="preserve"> </w:t>
-            </w:r>
-            <w:r>
-              <w:t xml:space="preserve">(2021) NICE technology appraisal guidance 727</w:t>
+                <w:t xml:space="preserve">Focal therapy using high-intensity focused ultrasound for localised prostate cancer</w:t>
+              </w:r>
+            </w:hyperlink>
+            <w:r>
+              <w:t xml:space="preserve"> </w:t>
+            </w:r>
+            <w:r>
+              <w:t xml:space="preserve">(2023) NICE healthtech guidance 667</w:t>
             </w:r>
           </w:p>
         </w:tc>
@@ -500,14 +784,14 @@
                 <w:rPr>
                   <w:rStyle w:val="Hyperlink"/>
                 </w:rPr>
-                <w:t xml:space="preserve">Carfilzomib with dexamethasone and lenalidomide for previously treated multiple myeloma</w:t>
-              </w:r>
-            </w:hyperlink>
-            <w:r>
-              <w:t xml:space="preserve"> </w:t>
-            </w:r>
-            <w:r>
-              <w:t xml:space="preserve">(2021) NICE technology appraisal guidance 695</w:t>
+                <w:t xml:space="preserve">Biodegradable spacer insertion to reduce rectal toxicity during radiotherapy for prostate cancer</w:t>
+              </w:r>
+            </w:hyperlink>
+            <w:r>
+              <w:t xml:space="preserve"> </w:t>
+            </w:r>
+            <w:r>
+              <w:t xml:space="preserve">(2023) NICE healthtech guidance 659</w:t>
             </w:r>
           </w:p>
         </w:tc>
@@ -525,14 +809,14 @@
                 <w:rPr>
                   <w:rStyle w:val="Hyperlink"/>
                 </w:rPr>
-                <w:t xml:space="preserve">Lenalidomide maintenance treatment after an autologous stem cell transplant for newly diagnosed multiple myeloma</w:t>
-              </w:r>
-            </w:hyperlink>
-            <w:r>
-              <w:t xml:space="preserve"> </w:t>
-            </w:r>
-            <w:r>
-              <w:t xml:space="preserve">(2021) NICE technology appraisal guidance 680</w:t>
+                <w:t xml:space="preserve">Focal therapy using cryoablation for localised prostate cancer</w:t>
+              </w:r>
+            </w:hyperlink>
+            <w:r>
+              <w:t xml:space="preserve"> </w:t>
+            </w:r>
+            <w:r>
+              <w:t xml:space="preserve">(2012) NICE healthtech guidance 284</w:t>
             </w:r>
           </w:p>
         </w:tc>
@@ -550,14 +834,14 @@
                 <w:rPr>
                   <w:rStyle w:val="Hyperlink"/>
                 </w:rPr>
-                <w:t xml:space="preserve">Carfilzomib for previously treated multiple myeloma</w:t>
-              </w:r>
-            </w:hyperlink>
-            <w:r>
-              <w:t xml:space="preserve"> </w:t>
-            </w:r>
-            <w:r>
-              <w:t xml:space="preserve">(2020) NICE technology appraisal guidance 657</w:t>
+                <w:t xml:space="preserve">High dose rate brachytherapy in combination with external-beam radiotherapy for localised prostate cancer</w:t>
+              </w:r>
+            </w:hyperlink>
+            <w:r>
+              <w:t xml:space="preserve"> </w:t>
+            </w:r>
+            <w:r>
+              <w:t xml:space="preserve">(2006) NICE healthtech guidance 113</w:t>
             </w:r>
           </w:p>
         </w:tc>
@@ -575,14 +859,14 @@
                 <w:rPr>
                   <w:rStyle w:val="Hyperlink"/>
                 </w:rPr>
-                <w:t xml:space="preserve">Isatuximab with pomalidomide and dexamethasone for treating relapsed and refractory multiple myeloma</w:t>
-              </w:r>
-            </w:hyperlink>
-            <w:r>
-              <w:t xml:space="preserve"> </w:t>
-            </w:r>
-            <w:r>
-              <w:t xml:space="preserve">(2020) NICE technology appraisal guidance 658</w:t>
+                <w:t xml:space="preserve">Cryotherapy as a primary treatment for prostate cancer</w:t>
+              </w:r>
+            </w:hyperlink>
+            <w:r>
+              <w:t xml:space="preserve"> </w:t>
+            </w:r>
+            <w:r>
+              <w:t xml:space="preserve">(2005) NICE healthtech guidance 91</w:t>
             </w:r>
           </w:p>
         </w:tc>
@@ -600,14 +884,14 @@
                 <w:rPr>
                   <w:rStyle w:val="Hyperlink"/>
                 </w:rPr>
-                <w:t xml:space="preserve">Daratumumab with lenalidomide and dexamethasone for untreated multiple myeloma (terminated appraisal)</w:t>
-              </w:r>
-            </w:hyperlink>
-            <w:r>
-              <w:t xml:space="preserve"> </w:t>
-            </w:r>
-            <w:r>
-              <w:t xml:space="preserve">(2020) NICE technology appraisal guidance 634</w:t>
+                <w:t xml:space="preserve">Low dose rate brachytherapy for localised prostate cancer</w:t>
+              </w:r>
+            </w:hyperlink>
+            <w:r>
+              <w:t xml:space="preserve"> </w:t>
+            </w:r>
+            <w:r>
+              <w:t xml:space="preserve">(2005) NICE healthtech guidance 81</w:t>
             </w:r>
           </w:p>
         </w:tc>
@@ -625,14 +909,14 @@
                 <w:rPr>
                   <w:rStyle w:val="Hyperlink"/>
                 </w:rPr>
-                <w:t xml:space="preserve">Pomalidomide with bortezomib and dexamethasone for treating relapsed or refractory multiple myeloma (terminated appraisal)</w:t>
-              </w:r>
-            </w:hyperlink>
-            <w:r>
-              <w:t xml:space="preserve"> </w:t>
-            </w:r>
-            <w:r>
-              <w:t xml:space="preserve">(2019) NICE technology appraisal guidance 602</w:t>
+                <w:t xml:space="preserve">Cryotherapy for recurrent prostate cancer</w:t>
+              </w:r>
+            </w:hyperlink>
+            <w:r>
+              <w:t xml:space="preserve"> </w:t>
+            </w:r>
+            <w:r>
+              <w:t xml:space="preserve">(2005) NICE healthtech guidance 71</w:t>
             </w:r>
           </w:p>
         </w:tc>
@@ -650,14 +934,14 @@
                 <w:rPr>
                   <w:rStyle w:val="Hyperlink"/>
                 </w:rPr>
-                <w:t xml:space="preserve">Lenalidomide with bortezomib and dexamethasone for untreated multiple myeloma (terminated appraisal)</w:t>
-              </w:r>
-            </w:hyperlink>
-            <w:r>
-              <w:t xml:space="preserve"> </w:t>
-            </w:r>
-            <w:r>
-              <w:t xml:space="preserve">(2019) NICE technology appraisal guidance 603</w:t>
+                <w:t xml:space="preserve">High-intensity focused ultrasound for prostate cancer</w:t>
+              </w:r>
+            </w:hyperlink>
+            <w:r>
+              <w:t xml:space="preserve"> </w:t>
+            </w:r>
+            <w:r>
+              <w:t xml:space="preserve">(2005) NICE healthtech guidance 70</w:t>
             </w:r>
           </w:p>
         </w:tc>
@@ -675,14 +959,14 @@
                 <w:rPr>
                   <w:rStyle w:val="Hyperlink"/>
                 </w:rPr>
-                <w:t xml:space="preserve">Lenalidomide for the treatment of multiple myeloma in people who have received at least 2 prior therapies</w:t>
-              </w:r>
-            </w:hyperlink>
-            <w:r>
-              <w:t xml:space="preserve"> </w:t>
-            </w:r>
-            <w:r>
-              <w:t xml:space="preserve">(2009 updated 2019) NICE technology appraisal guidance 171</w:t>
+                <w:t xml:space="preserve">Prostate cancer</w:t>
+              </w:r>
+            </w:hyperlink>
+            <w:r>
+              <w:t xml:space="preserve"> </w:t>
+            </w:r>
+            <w:r>
+              <w:t xml:space="preserve">(2015 updated 2021) NICE quality standard 91</w:t>
             </w:r>
           </w:p>
         </w:tc>
@@ -700,14 +984,14 @@
                 <w:rPr>
                   <w:rStyle w:val="Hyperlink"/>
                 </w:rPr>
-                <w:t xml:space="preserve">Lenalidomide plus dexamethasone for multiple myeloma after 1 treatment with bortezomib</w:t>
-              </w:r>
-            </w:hyperlink>
-            <w:r>
-              <w:t xml:space="preserve"> </w:t>
-            </w:r>
-            <w:r>
-              <w:t xml:space="preserve">(2019) NICE technology appraisal guidance 586</w:t>
+                <w:t xml:space="preserve">Stockholm3 for prostate cancer screening</w:t>
+              </w:r>
+            </w:hyperlink>
+            <w:r>
+              <w:t xml:space="preserve"> </w:t>
+            </w:r>
+            <w:r>
+              <w:t xml:space="preserve">(2022) NICE medtech innovation briefing 303</w:t>
             </w:r>
           </w:p>
         </w:tc>
@@ -725,14 +1009,14 @@
                 <w:rPr>
                   <w:rStyle w:val="Hyperlink"/>
                 </w:rPr>
-                <w:t xml:space="preserve">Lenalidomide plus dexamethasone for previously untreated multiple myeloma</w:t>
-              </w:r>
-            </w:hyperlink>
-            <w:r>
-              <w:t xml:space="preserve"> </w:t>
-            </w:r>
-            <w:r>
-              <w:t xml:space="preserve">(2019) NICE technology appraisal guidance 587</w:t>
+                <w:t xml:space="preserve">Paige Prostate for prostate cancer</w:t>
+              </w:r>
+            </w:hyperlink>
+            <w:r>
+              <w:t xml:space="preserve"> </w:t>
+            </w:r>
+            <w:r>
+              <w:t xml:space="preserve">(2021) NICE medtech innovation briefing 280</w:t>
             </w:r>
           </w:p>
         </w:tc>
@@ -750,14 +1034,14 @@
                 <w:rPr>
                   <w:rStyle w:val="Hyperlink"/>
                 </w:rPr>
-                <w:t xml:space="preserve">Denosumab for preventing skeletal-related events in multiple myeloma (terminated appraisal)</w:t>
-              </w:r>
-            </w:hyperlink>
-            <w:r>
-              <w:t xml:space="preserve"> </w:t>
-            </w:r>
-            <w:r>
-              <w:t xml:space="preserve">(2018) NICE technology appraisal guidance 549</w:t>
+                <w:t xml:space="preserve">trublood-prostate for triaging and diagnosing people with prostate cancer symptoms</w:t>
+              </w:r>
+            </w:hyperlink>
+            <w:r>
+              <w:t xml:space="preserve"> </w:t>
+            </w:r>
+            <w:r>
+              <w:t xml:space="preserve">(2021) NICE medtech innovation briefing 268</w:t>
             </w:r>
           </w:p>
         </w:tc>
@@ -775,14 +1059,14 @@
                 <w:rPr>
                   <w:rStyle w:val="Hyperlink"/>
                 </w:rPr>
-                <w:t xml:space="preserve">Bortezomib for treating multiple myeloma after second or subsequent relapse (terminated appraisal)</w:t>
-              </w:r>
-            </w:hyperlink>
-            <w:r>
-              <w:t xml:space="preserve"> </w:t>
-            </w:r>
-            <w:r>
-              <w:t xml:space="preserve">(2017) NICE technology appraisal guidance 453</w:t>
+                <w:t xml:space="preserve">Axumin for functional imaging of prostate cancer recurrence</w:t>
+              </w:r>
+            </w:hyperlink>
+            <w:r>
+              <w:t xml:space="preserve"> </w:t>
+            </w:r>
+            <w:r>
+              <w:t xml:space="preserve">(2019) NICE medtech innovation briefing 172</w:t>
             </w:r>
           </w:p>
         </w:tc>
@@ -800,14 +1084,14 @@
                 <w:rPr>
                   <w:rStyle w:val="Hyperlink"/>
                 </w:rPr>
-                <w:t xml:space="preserve">Daratumumab with lenalidomide and dexamethasone for treating relapsed or refractory multiple myeloma (terminated appraisal)</w:t>
-              </w:r>
-            </w:hyperlink>
-            <w:r>
-              <w:t xml:space="preserve"> </w:t>
-            </w:r>
-            <w:r>
-              <w:t xml:space="preserve">(2017) NICE technology appraisal guidance 454</w:t>
+                <w:t xml:space="preserve">Prolaris gene expression assay for assessing long-term risk of prostate cancer progression</w:t>
+              </w:r>
+            </w:hyperlink>
+            <w:r>
+              <w:t xml:space="preserve"> </w:t>
+            </w:r>
+            <w:r>
+              <w:t xml:space="preserve">(2016) NICE medtech innovation briefing 65</w:t>
             </w:r>
           </w:p>
         </w:tc>
@@ -825,259 +1109,187 @@
                 <w:rPr>
                   <w:rStyle w:val="Hyperlink"/>
                 </w:rPr>
-                <w:t xml:space="preserve">Elotuzumab for previously treated multiple myeloma (terminated appraisal)</w:t>
-              </w:r>
-            </w:hyperlink>
-            <w:r>
-              <w:t xml:space="preserve"> </w:t>
-            </w:r>
-            <w:r>
-              <w:t xml:space="preserve">(2017) NICE technology appraisal guidance 434</w:t>
-            </w:r>
-          </w:p>
-        </w:tc>
-      </w:tr>
-      <w:tr>
-        <w:tc>
-          <w:tcPr/>
-          <w:p>
-            <w:pPr>
-              <w:pStyle w:val="Compact"/>
-              <w:jc w:val="left"/>
-            </w:pPr>
-            <w:hyperlink r:id="rId53">
-              <w:r>
-                <w:rPr>
-                  <w:rStyle w:val="Hyperlink"/>
-                </w:rPr>
-                <w:t xml:space="preserve">Pomalidomide for multiple myeloma previously treated with lenalidomide and bortezomib</w:t>
-              </w:r>
-            </w:hyperlink>
-            <w:r>
-              <w:t xml:space="preserve"> </w:t>
-            </w:r>
-            <w:r>
-              <w:t xml:space="preserve">(2017) NICE technology appraisal guidance 427</w:t>
-            </w:r>
-          </w:p>
-        </w:tc>
-      </w:tr>
-      <w:tr>
-        <w:tc>
-          <w:tcPr/>
-          <w:p>
-            <w:pPr>
-              <w:pStyle w:val="Compact"/>
-              <w:jc w:val="left"/>
-            </w:pPr>
-            <w:hyperlink r:id="rId54">
-              <w:r>
-                <w:rPr>
-                  <w:rStyle w:val="Hyperlink"/>
-                </w:rPr>
-                <w:t xml:space="preserve">Panobinostat for treating multiple myeloma after at least 2 previous treatments</w:t>
-              </w:r>
-            </w:hyperlink>
-            <w:r>
-              <w:t xml:space="preserve"> </w:t>
-            </w:r>
-            <w:r>
-              <w:t xml:space="preserve">(2016) NICE technology appraisal guidance 380</w:t>
-            </w:r>
-          </w:p>
-        </w:tc>
-      </w:tr>
-      <w:tr>
-        <w:tc>
-          <w:tcPr/>
-          <w:p>
-            <w:pPr>
-              <w:pStyle w:val="Compact"/>
-              <w:jc w:val="left"/>
-            </w:pPr>
-            <w:hyperlink r:id="rId55">
-              <w:r>
-                <w:rPr>
-                  <w:rStyle w:val="Hyperlink"/>
-                </w:rPr>
-                <w:t xml:space="preserve">Bortezomib for induction therapy in multiple myeloma before high-dose chemotherapy and autologous stem cell transplantation</w:t>
-              </w:r>
-            </w:hyperlink>
-            <w:r>
-              <w:t xml:space="preserve"> </w:t>
-            </w:r>
-            <w:r>
-              <w:t xml:space="preserve">(2014) NICE technology appraisal guidance 311</w:t>
-            </w:r>
-          </w:p>
-        </w:tc>
-      </w:tr>
-      <w:tr>
-        <w:tc>
-          <w:tcPr/>
-          <w:p>
-            <w:pPr>
-              <w:pStyle w:val="Compact"/>
-              <w:jc w:val="left"/>
-            </w:pPr>
-            <w:hyperlink r:id="rId56">
-              <w:r>
-                <w:rPr>
-                  <w:rStyle w:val="Hyperlink"/>
-                </w:rPr>
-                <w:t xml:space="preserve">Bortezomib and thalidomide for the first‑line treatment of multiple myeloma</w:t>
-              </w:r>
-            </w:hyperlink>
-            <w:r>
-              <w:t xml:space="preserve"> </w:t>
-            </w:r>
-            <w:r>
-              <w:t xml:space="preserve">(2011) NICE technology appraisal guidance 228</w:t>
-            </w:r>
-          </w:p>
-        </w:tc>
-      </w:tr>
-      <w:tr>
-        <w:tc>
-          <w:tcPr/>
-          <w:p>
-            <w:pPr>
-              <w:pStyle w:val="Compact"/>
-              <w:jc w:val="left"/>
-            </w:pPr>
-            <w:hyperlink r:id="rId57">
-              <w:r>
-                <w:rPr>
-                  <w:rStyle w:val="Hyperlink"/>
-                </w:rPr>
-                <w:t xml:space="preserve">Bortezomib monotherapy for relapsed multiple myeloma</w:t>
-              </w:r>
-            </w:hyperlink>
-            <w:r>
-              <w:t xml:space="preserve"> </w:t>
-            </w:r>
-            <w:r>
-              <w:t xml:space="preserve">(2007) NICE technology appraisal guidance 129</w:t>
-            </w:r>
-          </w:p>
-        </w:tc>
-      </w:tr>
-      <w:tr>
-        <w:tc>
-          <w:tcPr/>
-          <w:p>
-            <w:pPr>
-              <w:pStyle w:val="Compact"/>
-              <w:jc w:val="left"/>
-            </w:pPr>
-            <w:hyperlink r:id="rId58">
-              <w:r>
-                <w:rPr>
-                  <w:rStyle w:val="Hyperlink"/>
-                </w:rPr>
-                <w:t xml:space="preserve">Myeloma: diagnosis and management</w:t>
-              </w:r>
-            </w:hyperlink>
-            <w:r>
-              <w:t xml:space="preserve"> </w:t>
-            </w:r>
-            <w:r>
-              <w:t xml:space="preserve">(2016 updated 2018) NICE guideline NG35</w:t>
-            </w:r>
-          </w:p>
-        </w:tc>
-      </w:tr>
-      <w:tr>
-        <w:tc>
-          <w:tcPr/>
-          <w:p>
-            <w:pPr>
-              <w:pStyle w:val="Compact"/>
-              <w:jc w:val="left"/>
-            </w:pPr>
-            <w:hyperlink r:id="rId59">
-              <w:r>
-                <w:rPr>
-                  <w:rStyle w:val="Hyperlink"/>
-                </w:rPr>
-                <w:t xml:space="preserve">Freelite assays for diagnosing multiple myeloma and related conditions (terminated assessment)</w:t>
-              </w:r>
-            </w:hyperlink>
-            <w:r>
-              <w:t xml:space="preserve"> </w:t>
-            </w:r>
-            <w:r>
-              <w:t xml:space="preserve">(2022) NICE healthtech guidance 619</w:t>
-            </w:r>
-          </w:p>
-        </w:tc>
-      </w:tr>
-      <w:tr>
-        <w:tc>
-          <w:tcPr/>
-          <w:p>
-            <w:pPr>
-              <w:pStyle w:val="Compact"/>
-              <w:jc w:val="left"/>
-            </w:pPr>
-            <w:hyperlink r:id="rId60">
-              <w:r>
-                <w:rPr>
-                  <w:rStyle w:val="Hyperlink"/>
-                </w:rPr>
-                <w:t xml:space="preserve">clonoSEQ for minimal residual disease assessment in multiple myeloma, acute lymphoblastic leukaemia and chronic lymphocytic leukaemia</w:t>
-              </w:r>
-            </w:hyperlink>
-            <w:r>
-              <w:t xml:space="preserve"> </w:t>
-            </w:r>
-            <w:r>
-              <w:t xml:space="preserve">(2021) NICE medtech innovation briefing 278</w:t>
-            </w:r>
-          </w:p>
-        </w:tc>
-      </w:tr>
-      <w:tr>
-        <w:tc>
-          <w:tcPr/>
-          <w:p>
-            <w:pPr>
-              <w:pStyle w:val="Compact"/>
-              <w:jc w:val="left"/>
-            </w:pPr>
-            <w:hyperlink r:id="rId61">
-              <w:r>
-                <w:rPr>
-                  <w:rStyle w:val="Hyperlink"/>
-                </w:rPr>
-                <w:t xml:space="preserve">MMprofiler for prognostic risk classification in multiple myeloma</w:t>
-              </w:r>
-            </w:hyperlink>
-            <w:r>
-              <w:t xml:space="preserve"> </w:t>
-            </w:r>
-            <w:r>
-              <w:t xml:space="preserve">(2021) NICE medtech innovation briefing 270</w:t>
+                <w:t xml:space="preserve">The Oncentra Prostate v4.x for ultrasound‑guided real‑time HDR brachytherapy in men with localised prostate cancer</w:t>
+              </w:r>
+            </w:hyperlink>
+            <w:r>
+              <w:t xml:space="preserve"> </w:t>
+            </w:r>
+            <w:r>
+              <w:t xml:space="preserve">(2014) NICE medtech innovation briefing 16</w:t>
             </w:r>
           </w:p>
         </w:tc>
       </w:tr>
     </w:tbl>
+    <w:bookmarkEnd w:id="53"/>
+    <w:bookmarkStart w:id="54" w:name="terminated"/>
     <w:p>
       <w:pPr>
-        <w:pStyle w:val="SourceCode"/>
+        <w:pStyle w:val="Heading2"/>
+      </w:pPr>
+      <w:r>
+        <w:t xml:space="preserve">Terminated</w:t>
+      </w:r>
+    </w:p>
+    <w:p>
+      <w:pPr>
+        <w:pStyle w:val="FirstParagraph"/>
+      </w:pPr>
+      <w:r>
+        <w:t xml:space="preserve">Nothing found</w:t>
+      </w:r>
+    </w:p>
+    <w:bookmarkEnd w:id="54"/>
+    <w:bookmarkStart w:id="55" w:name="in-development"/>
+    <w:p>
+      <w:pPr>
+        <w:pStyle w:val="Heading2"/>
+      </w:pPr>
+      <w:r>
+        <w:t xml:space="preserve">In development</w:t>
+      </w:r>
+    </w:p>
+    <w:p>
+      <w:pPr>
+        <w:pStyle w:val="FirstParagraph"/>
+      </w:pPr>
+      <w:r>
+        <w:t xml:space="preserve">Nothing found</w:t>
+      </w:r>
+    </w:p>
+    <w:bookmarkEnd w:id="55"/>
+    <w:bookmarkStart w:id="56" w:name="suspended"/>
+    <w:p>
+      <w:pPr>
+        <w:pStyle w:val="Heading2"/>
+      </w:pPr>
+      <w:r>
+        <w:t xml:space="preserve">Suspended</w:t>
+      </w:r>
+    </w:p>
+    <w:p>
+      <w:pPr>
+        <w:pStyle w:val="FirstParagraph"/>
       </w:pPr>
       <w:r>
         <w:rPr>
-          <w:rStyle w:val="VerbatimChar"/>
+          <w:i/>
+          <w:iCs/>
         </w:rPr>
-        <w:t xml:space="preserve">## [1] TRUE</w:t>
+        <w:t xml:space="preserve">Open all</w:t>
+      </w:r>
+      <w:r>
+        <w:rPr>
+          <w:i/>
+          <w:iCs/>
+        </w:rPr>
+        <w:t xml:space="preserve"> </w:t>
+      </w:r>
+      <w:r>
+        <w:rPr>
+          <w:i/>
+          <w:iCs/>
+        </w:rPr>
+        <w:t xml:space="preserve">‘In development’</w:t>
+      </w:r>
+      <w:r>
+        <w:rPr>
+          <w:i/>
+          <w:iCs/>
+        </w:rPr>
+        <w:t xml:space="preserve"> </w:t>
+      </w:r>
+      <w:r>
+        <w:rPr>
+          <w:i/>
+          <w:iCs/>
+        </w:rPr>
+        <w:t xml:space="preserve">links created using the code after pasting into this scoping page to confirm whether the topic is still in development or is now suspended or discontinued. Where a topic is shown as suspended move to this section. Add a brief explanation of why the topic was suspended based on the information on the website.</w:t>
       </w:r>
     </w:p>
+    <w:bookmarkEnd w:id="56"/>
+    <w:bookmarkStart w:id="57" w:name="discontinued"/>
+    <w:p>
+      <w:pPr>
+        <w:pStyle w:val="Heading2"/>
+      </w:pPr>
+      <w:r>
+        <w:t xml:space="preserve">Discontinued</w:t>
+      </w:r>
+    </w:p>
+    <w:p>
+      <w:pPr>
+        <w:pStyle w:val="FirstParagraph"/>
+      </w:pPr>
+      <w:r>
+        <w:rPr>
+          <w:i/>
+          <w:iCs/>
+        </w:rPr>
+        <w:t xml:space="preserve">Where a topic is shown as discontinued move to this section. Add a brief explanation of why the topic was discontinued based on the information on the website.</w:t>
+      </w:r>
+    </w:p>
+    <w:bookmarkEnd w:id="57"/>
+    <w:bookmarkStart w:id="58" w:name="awaiting-development"/>
+    <w:p>
+      <w:pPr>
+        <w:pStyle w:val="Heading2"/>
+      </w:pPr>
+      <w:r>
+        <w:t xml:space="preserve">Awaiting development</w:t>
+      </w:r>
+    </w:p>
+    <w:p>
+      <w:pPr>
+        <w:pStyle w:val="FirstParagraph"/>
+      </w:pPr>
+      <w:r>
+        <w:t xml:space="preserve">Nothing found</w:t>
+      </w:r>
+    </w:p>
+    <w:bookmarkEnd w:id="58"/>
+    <w:bookmarkStart w:id="59" w:name="deferred"/>
+    <w:p>
+      <w:pPr>
+        <w:pStyle w:val="Heading2"/>
+      </w:pPr>
+      <w:r>
+        <w:t xml:space="preserve">Deferred</w:t>
+      </w:r>
+    </w:p>
+    <w:p>
+      <w:pPr>
+        <w:pStyle w:val="FirstParagraph"/>
+      </w:pPr>
+      <w:r>
+        <w:t xml:space="preserve">Nothing found</w:t>
+      </w:r>
+    </w:p>
+    <w:bookmarkEnd w:id="59"/>
+    <w:bookmarkStart w:id="60" w:name="topic-prioritisation"/>
+    <w:p>
+      <w:pPr>
+        <w:pStyle w:val="Heading2"/>
+      </w:pPr>
+      <w:r>
+        <w:t xml:space="preserve">Topic prioritisation</w:t>
+      </w:r>
+    </w:p>
+    <w:p>
+      <w:pPr>
+        <w:pStyle w:val="FirstParagraph"/>
+      </w:pPr>
+      <w:r>
+        <w:t xml:space="preserve">Nothing found</w:t>
+      </w:r>
+    </w:p>
+    <w:bookmarkEnd w:id="60"/>
     <w:sectPr>
-      <w:footnotePr>
-        <w:numRestart w:val="eachSect"/>
-      </w:footnotePr>
+      <w:pgSz w:h="16838" w:w="11906"/>
+      <w:pgMar w:bottom="1440" w:footer="708" w:gutter="0" w:header="708" w:left="1440" w:right="1440" w:top="1440"/>
+      <w:cols w:space="708"/>
+      <w:docGrid w:linePitch="360"/>
     </w:sectPr>
   </w:body>
 </w:document>
@@ -1191,237 +1403,469 @@
 </file>
 
 <file path=word/styles.xml><?xml version="1.0" encoding="utf-8"?>
-<w:styles xmlns:r="http://schemas.openxmlformats.org/officeDocument/2006/relationships" xmlns:w="http://schemas.openxmlformats.org/wordprocessingml/2006/main">
+<w:styles xmlns:mc="http://schemas.openxmlformats.org/markup-compatibility/2006" xmlns:r="http://schemas.openxmlformats.org/officeDocument/2006/relationships" xmlns:w="http://schemas.openxmlformats.org/wordprocessingml/2006/main" xmlns:w14="http://schemas.microsoft.com/office/word/2010/wordml" xmlns:w15="http://schemas.microsoft.com/office/word/2012/wordml" xmlns:w16="http://schemas.microsoft.com/office/word/2018/wordml" xmlns:w16cex="http://schemas.microsoft.com/office/word/2018/wordml/cex" xmlns:w16cid="http://schemas.microsoft.com/office/word/2016/wordml/cid" xmlns:w16du="http://schemas.microsoft.com/office/word/2023/wordml/word16du" xmlns:w16sdtdh="http://schemas.microsoft.com/office/word/2020/wordml/sdtdatahash" xmlns:w16sdtfl="http://schemas.microsoft.com/office/word/2024/wordml/sdtformatlock" xmlns:w16se="http://schemas.microsoft.com/office/word/2015/wordml/symex" mc:Ignorable="w14 w15 w16se w16cid w16 w16cex w16sdtdh w16sdtfl w16du">
   <w:docDefaults>
     <w:rPrDefault>
       <w:rPr>
         <w:rFonts w:asciiTheme="minorHAnsi" w:cstheme="minorBidi" w:eastAsiaTheme="minorHAnsi" w:hAnsiTheme="minorHAnsi"/>
+        <w:kern w:val="2"/>
         <w:sz w:val="24"/>
         <w:szCs w:val="24"/>
-        <w:lang w:bidi="ar-SA" w:eastAsia="en-US" w:val="en-US"/>
+        <w:lang w:bidi="ar-SA" w:eastAsia="en-US" w:val="en-GB"/>
+        <w14:ligatures w14:val="standardContextual"/>
       </w:rPr>
     </w:rPrDefault>
     <w:pPrDefault>
       <w:pPr>
-        <w:spacing w:after="200"/>
+        <w:spacing w:after="160" w:line="278" w:lineRule="auto"/>
       </w:pPr>
     </w:pPrDefault>
   </w:docDefaults>
-  <w:latentStyles w:count="276" w:defLockedState="0" w:defQFormat="0" w:defSemiHidden="0" w:defUIPriority="0" w:defUnhideWhenUsed="0"/>
+  <w:latentStyles w:count="376" w:defLockedState="0" w:defQFormat="0" w:defSemiHidden="0" w:defUIPriority="99" w:defUnhideWhenUsed="0">
+    <w:lsdException w:name="Normal" w:qFormat="1" w:uiPriority="0"/>
+    <w:lsdException w:name="heading 1" w:qFormat="1" w:uiPriority="9"/>
+    <w:lsdException w:name="heading 2" w:qFormat="1" w:semiHidden="1" w:uiPriority="9" w:unhideWhenUsed="1"/>
+    <w:lsdException w:name="heading 3" w:qFormat="1" w:semiHidden="1" w:uiPriority="9" w:unhideWhenUsed="1"/>
+    <w:lsdException w:name="heading 4" w:qFormat="1" w:semiHidden="1" w:uiPriority="9" w:unhideWhenUsed="1"/>
+    <w:lsdException w:name="heading 5" w:qFormat="1" w:semiHidden="1" w:uiPriority="9" w:unhideWhenUsed="1"/>
+    <w:lsdException w:name="heading 6" w:qFormat="1" w:semiHidden="1" w:uiPriority="9" w:unhideWhenUsed="1"/>
+    <w:lsdException w:name="heading 7" w:qFormat="1" w:semiHidden="1" w:uiPriority="9" w:unhideWhenUsed="1"/>
+    <w:lsdException w:name="heading 8" w:qFormat="1" w:semiHidden="1" w:uiPriority="9" w:unhideWhenUsed="1"/>
+    <w:lsdException w:name="heading 9" w:qFormat="1" w:semiHidden="1" w:uiPriority="9" w:unhideWhenUsed="1"/>
+    <w:lsdException w:name="index 1" w:semiHidden="1" w:unhideWhenUsed="1"/>
+    <w:lsdException w:name="index 2" w:semiHidden="1" w:unhideWhenUsed="1"/>
+    <w:lsdException w:name="index 3" w:semiHidden="1" w:unhideWhenUsed="1"/>
+    <w:lsdException w:name="index 4" w:semiHidden="1" w:unhideWhenUsed="1"/>
+    <w:lsdException w:name="index 5" w:semiHidden="1" w:unhideWhenUsed="1"/>
+    <w:lsdException w:name="index 6" w:semiHidden="1" w:unhideWhenUsed="1"/>
+    <w:lsdException w:name="index 7" w:semiHidden="1" w:unhideWhenUsed="1"/>
+    <w:lsdException w:name="index 8" w:semiHidden="1" w:unhideWhenUsed="1"/>
+    <w:lsdException w:name="index 9" w:semiHidden="1" w:unhideWhenUsed="1"/>
+    <w:lsdException w:name="toc 1" w:semiHidden="1" w:uiPriority="39" w:unhideWhenUsed="1"/>
+    <w:lsdException w:name="toc 2" w:semiHidden="1" w:uiPriority="39" w:unhideWhenUsed="1"/>
+    <w:lsdException w:name="toc 3" w:semiHidden="1" w:uiPriority="39" w:unhideWhenUsed="1"/>
+    <w:lsdException w:name="toc 4" w:semiHidden="1" w:uiPriority="39" w:unhideWhenUsed="1"/>
+    <w:lsdException w:name="toc 5" w:semiHidden="1" w:uiPriority="39" w:unhideWhenUsed="1"/>
+    <w:lsdException w:name="toc 6" w:semiHidden="1" w:uiPriority="39" w:unhideWhenUsed="1"/>
+    <w:lsdException w:name="toc 7" w:semiHidden="1" w:uiPriority="39" w:unhideWhenUsed="1"/>
+    <w:lsdException w:name="toc 8" w:semiHidden="1" w:uiPriority="39" w:unhideWhenUsed="1"/>
+    <w:lsdException w:name="toc 9" w:semiHidden="1" w:uiPriority="39" w:unhideWhenUsed="1"/>
+    <w:lsdException w:name="Normal Indent" w:semiHidden="1" w:unhideWhenUsed="1"/>
+    <w:lsdException w:name="footnote text" w:semiHidden="1" w:unhideWhenUsed="1"/>
+    <w:lsdException w:name="annotation text" w:semiHidden="1" w:unhideWhenUsed="1"/>
+    <w:lsdException w:name="header" w:semiHidden="1" w:unhideWhenUsed="1"/>
+    <w:lsdException w:name="footer" w:semiHidden="1" w:unhideWhenUsed="1"/>
+    <w:lsdException w:name="index heading" w:semiHidden="1" w:unhideWhenUsed="1"/>
+    <w:lsdException w:name="caption" w:qFormat="1" w:semiHidden="1" w:uiPriority="35" w:unhideWhenUsed="1"/>
+    <w:lsdException w:name="table of figures" w:semiHidden="1" w:unhideWhenUsed="1"/>
+    <w:lsdException w:name="envelope address" w:semiHidden="1" w:unhideWhenUsed="1"/>
+    <w:lsdException w:name="envelope return" w:semiHidden="1" w:unhideWhenUsed="1"/>
+    <w:lsdException w:name="footnote reference" w:semiHidden="1" w:unhideWhenUsed="1"/>
+    <w:lsdException w:name="annotation reference" w:semiHidden="1" w:unhideWhenUsed="1"/>
+    <w:lsdException w:name="line number" w:semiHidden="1" w:unhideWhenUsed="1"/>
+    <w:lsdException w:name="page number" w:semiHidden="1" w:unhideWhenUsed="1"/>
+    <w:lsdException w:name="endnote reference" w:semiHidden="1" w:unhideWhenUsed="1"/>
+    <w:lsdException w:name="endnote text" w:semiHidden="1" w:unhideWhenUsed="1"/>
+    <w:lsdException w:name="table of authorities" w:semiHidden="1" w:unhideWhenUsed="1"/>
+    <w:lsdException w:name="macro" w:semiHidden="1" w:unhideWhenUsed="1"/>
+    <w:lsdException w:name="toa heading" w:semiHidden="1" w:unhideWhenUsed="1"/>
+    <w:lsdException w:name="List" w:semiHidden="1" w:unhideWhenUsed="1"/>
+    <w:lsdException w:name="List Bullet" w:semiHidden="1" w:unhideWhenUsed="1"/>
+    <w:lsdException w:name="List Number" w:semiHidden="1" w:unhideWhenUsed="1"/>
+    <w:lsdException w:name="List 2" w:semiHidden="1" w:unhideWhenUsed="1"/>
+    <w:lsdException w:name="List 3" w:semiHidden="1" w:unhideWhenUsed="1"/>
+    <w:lsdException w:name="List 4" w:semiHidden="1" w:unhideWhenUsed="1"/>
+    <w:lsdException w:name="List 5" w:semiHidden="1" w:unhideWhenUsed="1"/>
+    <w:lsdException w:name="List Bullet 2" w:semiHidden="1" w:unhideWhenUsed="1"/>
+    <w:lsdException w:name="List Bullet 3" w:semiHidden="1" w:unhideWhenUsed="1"/>
+    <w:lsdException w:name="List Bullet 4" w:semiHidden="1" w:unhideWhenUsed="1"/>
+    <w:lsdException w:name="List Bullet 5" w:semiHidden="1" w:unhideWhenUsed="1"/>
+    <w:lsdException w:name="List Number 2" w:semiHidden="1" w:unhideWhenUsed="1"/>
+    <w:lsdException w:name="List Number 3" w:semiHidden="1" w:unhideWhenUsed="1"/>
+    <w:lsdException w:name="List Number 4" w:semiHidden="1" w:unhideWhenUsed="1"/>
+    <w:lsdException w:name="List Number 5" w:semiHidden="1" w:unhideWhenUsed="1"/>
+    <w:lsdException w:name="Title" w:qFormat="1" w:uiPriority="10"/>
+    <w:lsdException w:name="Closing" w:semiHidden="1" w:unhideWhenUsed="1"/>
+    <w:lsdException w:name="Signature" w:semiHidden="1" w:unhideWhenUsed="1"/>
+    <w:lsdException w:name="Default Paragraph Font" w:semiHidden="1" w:uiPriority="1" w:unhideWhenUsed="1"/>
+    <w:lsdException w:name="Body Text" w:semiHidden="1" w:unhideWhenUsed="1"/>
+    <w:lsdException w:name="Body Text Indent" w:semiHidden="1" w:unhideWhenUsed="1"/>
+    <w:lsdException w:name="List Continue" w:semiHidden="1" w:unhideWhenUsed="1"/>
+    <w:lsdException w:name="List Continue 2" w:semiHidden="1" w:unhideWhenUsed="1"/>
+    <w:lsdException w:name="List Continue 3" w:semiHidden="1" w:unhideWhenUsed="1"/>
+    <w:lsdException w:name="List Continue 4" w:semiHidden="1" w:unhideWhenUsed="1"/>
+    <w:lsdException w:name="List Continue 5" w:semiHidden="1" w:unhideWhenUsed="1"/>
+    <w:lsdException w:name="Message Header" w:semiHidden="1" w:unhideWhenUsed="1"/>
+    <w:lsdException w:name="Subtitle" w:qFormat="1" w:uiPriority="11"/>
+    <w:lsdException w:name="Salutation" w:semiHidden="1" w:unhideWhenUsed="1"/>
+    <w:lsdException w:name="Date" w:semiHidden="1" w:unhideWhenUsed="1"/>
+    <w:lsdException w:name="Body Text First Indent" w:semiHidden="1" w:unhideWhenUsed="1"/>
+    <w:lsdException w:name="Body Text First Indent 2" w:semiHidden="1" w:unhideWhenUsed="1"/>
+    <w:lsdException w:name="Note Heading" w:semiHidden="1" w:unhideWhenUsed="1"/>
+    <w:lsdException w:name="Body Text 2" w:semiHidden="1" w:unhideWhenUsed="1"/>
+    <w:lsdException w:name="Body Text 3" w:semiHidden="1" w:unhideWhenUsed="1"/>
+    <w:lsdException w:name="Body Text Indent 2" w:semiHidden="1" w:unhideWhenUsed="1"/>
+    <w:lsdException w:name="Body Text Indent 3" w:semiHidden="1" w:unhideWhenUsed="1"/>
+    <w:lsdException w:name="Block Text" w:semiHidden="1" w:unhideWhenUsed="1"/>
+    <w:lsdException w:name="Hyperlink" w:semiHidden="1" w:unhideWhenUsed="1"/>
+    <w:lsdException w:name="FollowedHyperlink" w:semiHidden="1" w:unhideWhenUsed="1"/>
+    <w:lsdException w:name="Strong" w:qFormat="1" w:uiPriority="22"/>
+    <w:lsdException w:name="Emphasis" w:qFormat="1" w:uiPriority="20"/>
+    <w:lsdException w:name="Document Map" w:semiHidden="1" w:unhideWhenUsed="1"/>
+    <w:lsdException w:name="Plain Text" w:semiHidden="1" w:unhideWhenUsed="1"/>
+    <w:lsdException w:name="E-mail Signature" w:semiHidden="1" w:unhideWhenUsed="1"/>
+    <w:lsdException w:name="HTML Top of Form" w:semiHidden="1" w:unhideWhenUsed="1"/>
+    <w:lsdException w:name="HTML Bottom of Form" w:semiHidden="1" w:unhideWhenUsed="1"/>
+    <w:lsdException w:name="Normal (Web)" w:semiHidden="1" w:unhideWhenUsed="1"/>
+    <w:lsdException w:name="HTML Acronym" w:semiHidden="1" w:unhideWhenUsed="1"/>
+    <w:lsdException w:name="HTML Address" w:semiHidden="1" w:unhideWhenUsed="1"/>
+    <w:lsdException w:name="HTML Cite" w:semiHidden="1" w:unhideWhenUsed="1"/>
+    <w:lsdException w:name="HTML Code" w:semiHidden="1" w:unhideWhenUsed="1"/>
+    <w:lsdException w:name="HTML Definition" w:semiHidden="1" w:unhideWhenUsed="1"/>
+    <w:lsdException w:name="HTML Keyboard" w:semiHidden="1" w:unhideWhenUsed="1"/>
+    <w:lsdException w:name="HTML Preformatted" w:semiHidden="1" w:unhideWhenUsed="1"/>
+    <w:lsdException w:name="HTML Sample" w:semiHidden="1" w:unhideWhenUsed="1"/>
+    <w:lsdException w:name="HTML Typewriter" w:semiHidden="1" w:unhideWhenUsed="1"/>
+    <w:lsdException w:name="HTML Variable" w:semiHidden="1" w:unhideWhenUsed="1"/>
+    <w:lsdException w:name="Normal Table" w:semiHidden="1" w:unhideWhenUsed="1"/>
+    <w:lsdException w:name="annotation subject" w:semiHidden="1" w:unhideWhenUsed="1"/>
+    <w:lsdException w:name="No List" w:semiHidden="1" w:unhideWhenUsed="1"/>
+    <w:lsdException w:name="Outline List 1" w:semiHidden="1" w:unhideWhenUsed="1"/>
+    <w:lsdException w:name="Outline List 2" w:semiHidden="1" w:unhideWhenUsed="1"/>
+    <w:lsdException w:name="Outline List 3" w:semiHidden="1" w:unhideWhenUsed="1"/>
+    <w:lsdException w:name="Table Simple 1" w:semiHidden="1" w:unhideWhenUsed="1"/>
+    <w:lsdException w:name="Table Simple 2" w:semiHidden="1" w:unhideWhenUsed="1"/>
+    <w:lsdException w:name="Table Simple 3" w:semiHidden="1" w:unhideWhenUsed="1"/>
+    <w:lsdException w:name="Table Classic 1" w:semiHidden="1" w:unhideWhenUsed="1"/>
+    <w:lsdException w:name="Table Classic 2" w:semiHidden="1" w:unhideWhenUsed="1"/>
+    <w:lsdException w:name="Table Classic 3" w:semiHidden="1" w:unhideWhenUsed="1"/>
+    <w:lsdException w:name="Table Classic 4" w:semiHidden="1" w:unhideWhenUsed="1"/>
+    <w:lsdException w:name="Table Colorful 1" w:semiHidden="1" w:unhideWhenUsed="1"/>
+    <w:lsdException w:name="Table Colorful 2" w:semiHidden="1" w:unhideWhenUsed="1"/>
+    <w:lsdException w:name="Table Colorful 3" w:semiHidden="1" w:unhideWhenUsed="1"/>
+    <w:lsdException w:name="Table Columns 1" w:semiHidden="1" w:unhideWhenUsed="1"/>
+    <w:lsdException w:name="Table Columns 2" w:semiHidden="1" w:unhideWhenUsed="1"/>
+    <w:lsdException w:name="Table Columns 3" w:semiHidden="1" w:unhideWhenUsed="1"/>
+    <w:lsdException w:name="Table Columns 4" w:semiHidden="1" w:unhideWhenUsed="1"/>
+    <w:lsdException w:name="Table Columns 5" w:semiHidden="1" w:unhideWhenUsed="1"/>
+    <w:lsdException w:name="Table Grid 1" w:semiHidden="1" w:unhideWhenUsed="1"/>
+    <w:lsdException w:name="Table Grid 2" w:semiHidden="1" w:unhideWhenUsed="1"/>
+    <w:lsdException w:name="Table Grid 3" w:semiHidden="1" w:unhideWhenUsed="1"/>
+    <w:lsdException w:name="Table Grid 4" w:semiHidden="1" w:unhideWhenUsed="1"/>
+    <w:lsdException w:name="Table Grid 5" w:semiHidden="1" w:unhideWhenUsed="1"/>
+    <w:lsdException w:name="Table Grid 6" w:semiHidden="1" w:unhideWhenUsed="1"/>
+    <w:lsdException w:name="Table Grid 7" w:semiHidden="1" w:unhideWhenUsed="1"/>
+    <w:lsdException w:name="Table Grid 8" w:semiHidden="1" w:unhideWhenUsed="1"/>
+    <w:lsdException w:name="Table List 1" w:semiHidden="1" w:unhideWhenUsed="1"/>
+    <w:lsdException w:name="Table List 2" w:semiHidden="1" w:unhideWhenUsed="1"/>
+    <w:lsdException w:name="Table List 3" w:semiHidden="1" w:unhideWhenUsed="1"/>
+    <w:lsdException w:name="Table List 4" w:semiHidden="1" w:unhideWhenUsed="1"/>
+    <w:lsdException w:name="Table List 5" w:semiHidden="1" w:unhideWhenUsed="1"/>
+    <w:lsdException w:name="Table List 6" w:semiHidden="1" w:unhideWhenUsed="1"/>
+    <w:lsdException w:name="Table List 7" w:semiHidden="1" w:unhideWhenUsed="1"/>
+    <w:lsdException w:name="Table List 8" w:semiHidden="1" w:unhideWhenUsed="1"/>
+    <w:lsdException w:name="Table 3D effects 1" w:semiHidden="1" w:unhideWhenUsed="1"/>
+    <w:lsdException w:name="Table 3D effects 2" w:semiHidden="1" w:unhideWhenUsed="1"/>
+    <w:lsdException w:name="Table 3D effects 3" w:semiHidden="1" w:unhideWhenUsed="1"/>
+    <w:lsdException w:name="Table Contemporary" w:semiHidden="1" w:unhideWhenUsed="1"/>
+    <w:lsdException w:name="Table Elegant" w:semiHidden="1" w:unhideWhenUsed="1"/>
+    <w:lsdException w:name="Table Professional" w:semiHidden="1" w:unhideWhenUsed="1"/>
+    <w:lsdException w:name="Table Subtle 1" w:semiHidden="1" w:unhideWhenUsed="1"/>
+    <w:lsdException w:name="Table Subtle 2" w:semiHidden="1" w:unhideWhenUsed="1"/>
+    <w:lsdException w:name="Table Web 1" w:semiHidden="1" w:unhideWhenUsed="1"/>
+    <w:lsdException w:name="Table Web 2" w:semiHidden="1" w:unhideWhenUsed="1"/>
+    <w:lsdException w:name="Table Web 3" w:semiHidden="1" w:unhideWhenUsed="1"/>
+    <w:lsdException w:name="Balloon Text" w:semiHidden="1" w:unhideWhenUsed="1"/>
+    <w:lsdException w:name="Table Grid" w:uiPriority="39"/>
+    <w:lsdException w:name="Table Theme" w:semiHidden="1" w:unhideWhenUsed="1"/>
+    <w:lsdException w:name="Placeholder Text" w:semiHidden="1"/>
+    <w:lsdException w:name="No Spacing" w:qFormat="1" w:uiPriority="1"/>
+    <w:lsdException w:name="Light Shading" w:uiPriority="60"/>
+    <w:lsdException w:name="Light List" w:uiPriority="61"/>
+    <w:lsdException w:name="Light Grid" w:uiPriority="62"/>
+    <w:lsdException w:name="Medium Shading 1" w:uiPriority="63"/>
+    <w:lsdException w:name="Medium Shading 2" w:uiPriority="64"/>
+    <w:lsdException w:name="Medium List 1" w:uiPriority="65"/>
+    <w:lsdException w:name="Medium List 2" w:uiPriority="66"/>
+    <w:lsdException w:name="Medium Grid 1" w:uiPriority="67"/>
+    <w:lsdException w:name="Medium Grid 2" w:uiPriority="68"/>
+    <w:lsdException w:name="Medium Grid 3" w:uiPriority="69"/>
+    <w:lsdException w:name="Dark List" w:uiPriority="70"/>
+    <w:lsdException w:name="Colorful Shading" w:uiPriority="71"/>
+    <w:lsdException w:name="Colorful List" w:uiPriority="72"/>
+    <w:lsdException w:name="Colorful Grid" w:uiPriority="73"/>
+    <w:lsdException w:name="Light Shading Accent 1" w:uiPriority="60"/>
+    <w:lsdException w:name="Light List Accent 1" w:uiPriority="61"/>
+    <w:lsdException w:name="Light Grid Accent 1" w:uiPriority="62"/>
+    <w:lsdException w:name="Medium Shading 1 Accent 1" w:uiPriority="63"/>
+    <w:lsdException w:name="Medium Shading 2 Accent 1" w:uiPriority="64"/>
+    <w:lsdException w:name="Medium List 1 Accent 1" w:uiPriority="65"/>
+    <w:lsdException w:name="Revision" w:semiHidden="1"/>
+    <w:lsdException w:name="List Paragraph" w:qFormat="1" w:uiPriority="34"/>
+    <w:lsdException w:name="Quote" w:qFormat="1" w:uiPriority="29"/>
+    <w:lsdException w:name="Intense Quote" w:qFormat="1" w:uiPriority="30"/>
+    <w:lsdException w:name="Medium List 2 Accent 1" w:uiPriority="66"/>
+    <w:lsdException w:name="Medium Grid 1 Accent 1" w:uiPriority="67"/>
+    <w:lsdException w:name="Medium Grid 2 Accent 1" w:uiPriority="68"/>
+    <w:lsdException w:name="Medium Grid 3 Accent 1" w:uiPriority="69"/>
+    <w:lsdException w:name="Dark List Accent 1" w:uiPriority="70"/>
+    <w:lsdException w:name="Colorful Shading Accent 1" w:uiPriority="71"/>
+    <w:lsdException w:name="Colorful List Accent 1" w:uiPriority="72"/>
+    <w:lsdException w:name="Colorful Grid Accent 1" w:uiPriority="73"/>
+    <w:lsdException w:name="Light Shading Accent 2" w:uiPriority="60"/>
+    <w:lsdException w:name="Light List Accent 2" w:uiPriority="61"/>
+    <w:lsdException w:name="Light Grid Accent 2" w:uiPriority="62"/>
+    <w:lsdException w:name="Medium Shading 1 Accent 2" w:uiPriority="63"/>
+    <w:lsdException w:name="Medium Shading 2 Accent 2" w:uiPriority="64"/>
+    <w:lsdException w:name="Medium List 1 Accent 2" w:uiPriority="65"/>
+    <w:lsdException w:name="Medium List 2 Accent 2" w:uiPriority="66"/>
+    <w:lsdException w:name="Medium Grid 1 Accent 2" w:uiPriority="67"/>
+    <w:lsdException w:name="Medium Grid 2 Accent 2" w:uiPriority="68"/>
+    <w:lsdException w:name="Medium Grid 3 Accent 2" w:uiPriority="69"/>
+    <w:lsdException w:name="Dark List Accent 2" w:uiPriority="70"/>
+    <w:lsdException w:name="Colorful Shading Accent 2" w:uiPriority="71"/>
+    <w:lsdException w:name="Colorful List Accent 2" w:uiPriority="72"/>
+    <w:lsdException w:name="Colorful Grid Accent 2" w:uiPriority="73"/>
+    <w:lsdException w:name="Light Shading Accent 3" w:uiPriority="60"/>
+    <w:lsdException w:name="Light List Accent 3" w:uiPriority="61"/>
+    <w:lsdException w:name="Light Grid Accent 3" w:uiPriority="62"/>
+    <w:lsdException w:name="Medium Shading 1 Accent 3" w:uiPriority="63"/>
+    <w:lsdException w:name="Medium Shading 2 Accent 3" w:uiPriority="64"/>
+    <w:lsdException w:name="Medium List 1 Accent 3" w:uiPriority="65"/>
+    <w:lsdException w:name="Medium List 2 Accent 3" w:uiPriority="66"/>
+    <w:lsdException w:name="Medium Grid 1 Accent 3" w:uiPriority="67"/>
+    <w:lsdException w:name="Medium Grid 2 Accent 3" w:uiPriority="68"/>
+    <w:lsdException w:name="Medium Grid 3 Accent 3" w:uiPriority="69"/>
+    <w:lsdException w:name="Dark List Accent 3" w:uiPriority="70"/>
+    <w:lsdException w:name="Colorful Shading Accent 3" w:uiPriority="71"/>
+    <w:lsdException w:name="Colorful List Accent 3" w:uiPriority="72"/>
+    <w:lsdException w:name="Colorful Grid Accent 3" w:uiPriority="73"/>
+    <w:lsdException w:name="Light Shading Accent 4" w:uiPriority="60"/>
+    <w:lsdException w:name="Light List Accent 4" w:uiPriority="61"/>
+    <w:lsdException w:name="Light Grid Accent 4" w:uiPriority="62"/>
+    <w:lsdException w:name="Medium Shading 1 Accent 4" w:uiPriority="63"/>
+    <w:lsdException w:name="Medium Shading 2 Accent 4" w:uiPriority="64"/>
+    <w:lsdException w:name="Medium List 1 Accent 4" w:uiPriority="65"/>
+    <w:lsdException w:name="Medium List 2 Accent 4" w:uiPriority="66"/>
+    <w:lsdException w:name="Medium Grid 1 Accent 4" w:uiPriority="67"/>
+    <w:lsdException w:name="Medium Grid 2 Accent 4" w:uiPriority="68"/>
+    <w:lsdException w:name="Medium Grid 3 Accent 4" w:uiPriority="69"/>
+    <w:lsdException w:name="Dark List Accent 4" w:uiPriority="70"/>
+    <w:lsdException w:name="Colorful Shading Accent 4" w:uiPriority="71"/>
+    <w:lsdException w:name="Colorful List Accent 4" w:uiPriority="72"/>
+    <w:lsdException w:name="Colorful Grid Accent 4" w:uiPriority="73"/>
+    <w:lsdException w:name="Light Shading Accent 5" w:uiPriority="60"/>
+    <w:lsdException w:name="Light List Accent 5" w:uiPriority="61"/>
+    <w:lsdException w:name="Light Grid Accent 5" w:uiPriority="62"/>
+    <w:lsdException w:name="Medium Shading 1 Accent 5" w:uiPriority="63"/>
+    <w:lsdException w:name="Medium Shading 2 Accent 5" w:uiPriority="64"/>
+    <w:lsdException w:name="Medium List 1 Accent 5" w:uiPriority="65"/>
+    <w:lsdException w:name="Medium List 2 Accent 5" w:uiPriority="66"/>
+    <w:lsdException w:name="Medium Grid 1 Accent 5" w:uiPriority="67"/>
+    <w:lsdException w:name="Medium Grid 2 Accent 5" w:uiPriority="68"/>
+    <w:lsdException w:name="Medium Grid 3 Accent 5" w:uiPriority="69"/>
+    <w:lsdException w:name="Dark List Accent 5" w:uiPriority="70"/>
+    <w:lsdException w:name="Colorful Shading Accent 5" w:uiPriority="71"/>
+    <w:lsdException w:name="Colorful List Accent 5" w:uiPriority="72"/>
+    <w:lsdException w:name="Colorful Grid Accent 5" w:uiPriority="73"/>
+    <w:lsdException w:name="Light Shading Accent 6" w:uiPriority="60"/>
+    <w:lsdException w:name="Light List Accent 6" w:uiPriority="61"/>
+    <w:lsdException w:name="Light Grid Accent 6" w:uiPriority="62"/>
+    <w:lsdException w:name="Medium Shading 1 Accent 6" w:uiPriority="63"/>
+    <w:lsdException w:name="Medium Shading 2 Accent 6" w:uiPriority="64"/>
+    <w:lsdException w:name="Medium List 1 Accent 6" w:uiPriority="65"/>
+    <w:lsdException w:name="Medium List 2 Accent 6" w:uiPriority="66"/>
+    <w:lsdException w:name="Medium Grid 1 Accent 6" w:uiPriority="67"/>
+    <w:lsdException w:name="Medium Grid 2 Accent 6" w:uiPriority="68"/>
+    <w:lsdException w:name="Medium Grid 3 Accent 6" w:uiPriority="69"/>
+    <w:lsdException w:name="Dark List Accent 6" w:uiPriority="70"/>
+    <w:lsdException w:name="Colorful Shading Accent 6" w:uiPriority="71"/>
+    <w:lsdException w:name="Colorful List Accent 6" w:uiPriority="72"/>
+    <w:lsdException w:name="Colorful Grid Accent 6" w:uiPriority="73"/>
+    <w:lsdException w:name="Subtle Emphasis" w:qFormat="1" w:uiPriority="19"/>
+    <w:lsdException w:name="Intense Emphasis" w:qFormat="1" w:uiPriority="21"/>
+    <w:lsdException w:name="Subtle Reference" w:qFormat="1" w:uiPriority="31"/>
+    <w:lsdException w:name="Intense Reference" w:qFormat="1" w:uiPriority="32"/>
+    <w:lsdException w:name="Book Title" w:qFormat="1" w:uiPriority="33"/>
+    <w:lsdException w:name="Bibliography" w:semiHidden="1" w:uiPriority="37" w:unhideWhenUsed="1"/>
+    <w:lsdException w:name="TOC Heading" w:qFormat="1" w:semiHidden="1" w:uiPriority="39" w:unhideWhenUsed="1"/>
+    <w:lsdException w:name="Plain Table 1" w:uiPriority="41"/>
+    <w:lsdException w:name="Plain Table 2" w:uiPriority="42"/>
+    <w:lsdException w:name="Plain Table 3" w:uiPriority="43"/>
+    <w:lsdException w:name="Plain Table 4" w:uiPriority="44"/>
+    <w:lsdException w:name="Plain Table 5" w:uiPriority="45"/>
+    <w:lsdException w:name="Grid Table Light" w:uiPriority="40"/>
+    <w:lsdException w:name="Grid Table 1 Light" w:uiPriority="46"/>
+    <w:lsdException w:name="Grid Table 2" w:uiPriority="47"/>
+    <w:lsdException w:name="Grid Table 3" w:uiPriority="48"/>
+    <w:lsdException w:name="Grid Table 4" w:uiPriority="49"/>
+    <w:lsdException w:name="Grid Table 5 Dark" w:uiPriority="50"/>
+    <w:lsdException w:name="Grid Table 6 Colorful" w:uiPriority="51"/>
+    <w:lsdException w:name="Grid Table 7 Colorful" w:uiPriority="52"/>
+    <w:lsdException w:name="Grid Table 1 Light Accent 1" w:uiPriority="46"/>
+    <w:lsdException w:name="Grid Table 2 Accent 1" w:uiPriority="47"/>
+    <w:lsdException w:name="Grid Table 3 Accent 1" w:uiPriority="48"/>
+    <w:lsdException w:name="Grid Table 4 Accent 1" w:uiPriority="49"/>
+    <w:lsdException w:name="Grid Table 5 Dark Accent 1" w:uiPriority="50"/>
+    <w:lsdException w:name="Grid Table 6 Colorful Accent 1" w:uiPriority="51"/>
+    <w:lsdException w:name="Grid Table 7 Colorful Accent 1" w:uiPriority="52"/>
+    <w:lsdException w:name="Grid Table 1 Light Accent 2" w:uiPriority="46"/>
+    <w:lsdException w:name="Grid Table 2 Accent 2" w:uiPriority="47"/>
+    <w:lsdException w:name="Grid Table 3 Accent 2" w:uiPriority="48"/>
+    <w:lsdException w:name="Grid Table 4 Accent 2" w:uiPriority="49"/>
+    <w:lsdException w:name="Grid Table 5 Dark Accent 2" w:uiPriority="50"/>
+    <w:lsdException w:name="Grid Table 6 Colorful Accent 2" w:uiPriority="51"/>
+    <w:lsdException w:name="Grid Table 7 Colorful Accent 2" w:uiPriority="52"/>
+    <w:lsdException w:name="Grid Table 1 Light Accent 3" w:uiPriority="46"/>
+    <w:lsdException w:name="Grid Table 2 Accent 3" w:uiPriority="47"/>
+    <w:lsdException w:name="Grid Table 3 Accent 3" w:uiPriority="48"/>
+    <w:lsdException w:name="Grid Table 4 Accent 3" w:uiPriority="49"/>
+    <w:lsdException w:name="Grid Table 5 Dark Accent 3" w:uiPriority="50"/>
+    <w:lsdException w:name="Grid Table 6 Colorful Accent 3" w:uiPriority="51"/>
+    <w:lsdException w:name="Grid Table 7 Colorful Accent 3" w:uiPriority="52"/>
+    <w:lsdException w:name="Grid Table 1 Light Accent 4" w:uiPriority="46"/>
+    <w:lsdException w:name="Grid Table 2 Accent 4" w:uiPriority="47"/>
+    <w:lsdException w:name="Grid Table 3 Accent 4" w:uiPriority="48"/>
+    <w:lsdException w:name="Grid Table 4 Accent 4" w:uiPriority="49"/>
+    <w:lsdException w:name="Grid Table 5 Dark Accent 4" w:uiPriority="50"/>
+    <w:lsdException w:name="Grid Table 6 Colorful Accent 4" w:uiPriority="51"/>
+    <w:lsdException w:name="Grid Table 7 Colorful Accent 4" w:uiPriority="52"/>
+    <w:lsdException w:name="Grid Table 1 Light Accent 5" w:uiPriority="46"/>
+    <w:lsdException w:name="Grid Table 2 Accent 5" w:uiPriority="47"/>
+    <w:lsdException w:name="Grid Table 3 Accent 5" w:uiPriority="48"/>
+    <w:lsdException w:name="Grid Table 4 Accent 5" w:uiPriority="49"/>
+    <w:lsdException w:name="Grid Table 5 Dark Accent 5" w:uiPriority="50"/>
+    <w:lsdException w:name="Grid Table 6 Colorful Accent 5" w:uiPriority="51"/>
+    <w:lsdException w:name="Grid Table 7 Colorful Accent 5" w:uiPriority="52"/>
+    <w:lsdException w:name="Grid Table 1 Light Accent 6" w:uiPriority="46"/>
+    <w:lsdException w:name="Grid Table 2 Accent 6" w:uiPriority="47"/>
+    <w:lsdException w:name="Grid Table 3 Accent 6" w:uiPriority="48"/>
+    <w:lsdException w:name="Grid Table 4 Accent 6" w:uiPriority="49"/>
+    <w:lsdException w:name="Grid Table 5 Dark Accent 6" w:uiPriority="50"/>
+    <w:lsdException w:name="Grid Table 6 Colorful Accent 6" w:uiPriority="51"/>
+    <w:lsdException w:name="Grid Table 7 Colorful Accent 6" w:uiPriority="52"/>
+    <w:lsdException w:name="List Table 1 Light" w:uiPriority="46"/>
+    <w:lsdException w:name="List Table 2" w:uiPriority="47"/>
+    <w:lsdException w:name="List Table 3" w:uiPriority="48"/>
+    <w:lsdException w:name="List Table 4" w:uiPriority="49"/>
+    <w:lsdException w:name="List Table 5 Dark" w:uiPriority="50"/>
+    <w:lsdException w:name="List Table 6 Colorful" w:uiPriority="51"/>
+    <w:lsdException w:name="List Table 7 Colorful" w:uiPriority="52"/>
+    <w:lsdException w:name="List Table 1 Light Accent 1" w:uiPriority="46"/>
+    <w:lsdException w:name="List Table 2 Accent 1" w:uiPriority="47"/>
+    <w:lsdException w:name="List Table 3 Accent 1" w:uiPriority="48"/>
+    <w:lsdException w:name="List Table 4 Accent 1" w:uiPriority="49"/>
+    <w:lsdException w:name="List Table 5 Dark Accent 1" w:uiPriority="50"/>
+    <w:lsdException w:name="List Table 6 Colorful Accent 1" w:uiPriority="51"/>
+    <w:lsdException w:name="List Table 7 Colorful Accent 1" w:uiPriority="52"/>
+    <w:lsdException w:name="List Table 1 Light Accent 2" w:uiPriority="46"/>
+    <w:lsdException w:name="List Table 2 Accent 2" w:uiPriority="47"/>
+    <w:lsdException w:name="List Table 3 Accent 2" w:uiPriority="48"/>
+    <w:lsdException w:name="List Table 4 Accent 2" w:uiPriority="49"/>
+    <w:lsdException w:name="List Table 5 Dark Accent 2" w:uiPriority="50"/>
+    <w:lsdException w:name="List Table 6 Colorful Accent 2" w:uiPriority="51"/>
+    <w:lsdException w:name="List Table 7 Colorful Accent 2" w:uiPriority="52"/>
+    <w:lsdException w:name="List Table 1 Light Accent 3" w:uiPriority="46"/>
+    <w:lsdException w:name="List Table 2 Accent 3" w:uiPriority="47"/>
+    <w:lsdException w:name="List Table 3 Accent 3" w:uiPriority="48"/>
+    <w:lsdException w:name="List Table 4 Accent 3" w:uiPriority="49"/>
+    <w:lsdException w:name="List Table 5 Dark Accent 3" w:uiPriority="50"/>
+    <w:lsdException w:name="List Table 6 Colorful Accent 3" w:uiPriority="51"/>
+    <w:lsdException w:name="List Table 7 Colorful Accent 3" w:uiPriority="52"/>
+    <w:lsdException w:name="List Table 1 Light Accent 4" w:uiPriority="46"/>
+    <w:lsdException w:name="List Table 2 Accent 4" w:uiPriority="47"/>
+    <w:lsdException w:name="List Table 3 Accent 4" w:uiPriority="48"/>
+    <w:lsdException w:name="List Table 4 Accent 4" w:uiPriority="49"/>
+    <w:lsdException w:name="List Table 5 Dark Accent 4" w:uiPriority="50"/>
+    <w:lsdException w:name="List Table 6 Colorful Accent 4" w:uiPriority="51"/>
+    <w:lsdException w:name="List Table 7 Colorful Accent 4" w:uiPriority="52"/>
+    <w:lsdException w:name="List Table 1 Light Accent 5" w:uiPriority="46"/>
+    <w:lsdException w:name="List Table 2 Accent 5" w:uiPriority="47"/>
+    <w:lsdException w:name="List Table 3 Accent 5" w:uiPriority="48"/>
+    <w:lsdException w:name="List Table 4 Accent 5" w:uiPriority="49"/>
+    <w:lsdException w:name="List Table 5 Dark Accent 5" w:uiPriority="50"/>
+    <w:lsdException w:name="List Table 6 Colorful Accent 5" w:uiPriority="51"/>
+    <w:lsdException w:name="List Table 7 Colorful Accent 5" w:uiPriority="52"/>
+    <w:lsdException w:name="List Table 1 Light Accent 6" w:uiPriority="46"/>
+    <w:lsdException w:name="List Table 2 Accent 6" w:uiPriority="47"/>
+    <w:lsdException w:name="List Table 3 Accent 6" w:uiPriority="48"/>
+    <w:lsdException w:name="List Table 4 Accent 6" w:uiPriority="49"/>
+    <w:lsdException w:name="List Table 5 Dark Accent 6" w:uiPriority="50"/>
+    <w:lsdException w:name="List Table 6 Colorful Accent 6" w:uiPriority="51"/>
+    <w:lsdException w:name="List Table 7 Colorful Accent 6" w:uiPriority="52"/>
+    <w:lsdException w:name="Mention" w:semiHidden="1" w:unhideWhenUsed="1"/>
+    <w:lsdException w:name="Smart Hyperlink" w:semiHidden="1" w:unhideWhenUsed="1"/>
+    <w:lsdException w:name="Hashtag" w:semiHidden="1" w:unhideWhenUsed="1"/>
+    <w:lsdException w:name="Unresolved Mention" w:semiHidden="1" w:unhideWhenUsed="1"/>
+    <w:lsdException w:name="Smart Link" w:semiHidden="1" w:unhideWhenUsed="1"/>
+  </w:latentStyles>
   <w:style w:default="1" w:styleId="Normal" w:type="paragraph">
     <w:name w:val="Normal"/>
     <w:qFormat/>
-  </w:style>
-  <w:style w:styleId="BodyText" w:type="paragraph">
-    <w:name w:val="Body Text"/>
+    <w:rsid w:val="0047044A"/>
+    <w:pPr>
+      <w:spacing w:after="120" w:line="240" w:lineRule="auto"/>
+    </w:pPr>
+    <w:rPr>
+      <w:rFonts w:ascii="Arial" w:hAnsi="Arial"/>
+      <w:sz w:val="20"/>
+    </w:rPr>
+  </w:style>
+  <w:style w:styleId="Heading1" w:type="paragraph">
+    <w:name w:val="heading 1"/>
     <w:basedOn w:val="Normal"/>
-    <w:link w:val="BodyTextChar"/>
+    <w:next w:val="Normal"/>
+    <w:link w:val="Heading1Char"/>
+    <w:uiPriority w:val="9"/>
     <w:qFormat/>
-    <w:pPr>
-      <w:spacing w:after="180" w:before="180"/>
-    </w:pPr>
-  </w:style>
-  <w:style w:customStyle="1" w:styleId="FirstParagraph" w:type="paragraph">
-    <w:name w:val="First Paragraph"/>
-    <w:basedOn w:val="BodyText"/>
-    <w:next w:val="BodyText"/>
-    <w:qFormat/>
-  </w:style>
-  <w:style w:customStyle="1" w:styleId="Compact" w:type="paragraph">
-    <w:name w:val="Compact"/>
-    <w:basedOn w:val="BodyText"/>
-    <w:qFormat/>
-    <w:pPr>
-      <w:spacing w:after="36" w:before="36"/>
-    </w:pPr>
-  </w:style>
-  <w:style w:styleId="Title" w:type="paragraph">
-    <w:name w:val="Title"/>
-    <w:basedOn w:val="Normal"/>
-    <w:next w:val="BodyText"/>
-    <w:link w:val="TitleChar"/>
-    <w:uiPriority w:val="10"/>
-    <w:qFormat/>
-    <w:rsid w:val="00A10FD9"/>
-    <w:pPr>
-      <w:spacing w:after="80" w:line="240" w:lineRule="auto"/>
-      <w:contextualSpacing/>
-      <w:jc w:val="center"/>
-    </w:pPr>
-    <w:rPr>
-      <w:rFonts w:asciiTheme="majorHAnsi" w:cstheme="majorBidi" w:eastAsiaTheme="majorEastAsia" w:hAnsiTheme="majorHAnsi"/>
-      <w:sz w:val="56"/>
-      <w:szCs w:val="56"/>
-    </w:rPr>
-  </w:style>
-  <w:style w:customStyle="1" w:styleId="TitleChar" w:type="character">
-    <w:name w:val="Title Char"/>
-    <w:basedOn w:val="DefaultParagraphFont"/>
-    <w:link w:val="Title"/>
-    <w:uiPriority w:val="10"/>
-    <w:rsid w:val="00A10FD9"/>
-    <w:rPr>
-      <w:rFonts w:asciiTheme="majorHAnsi" w:cstheme="majorBidi" w:eastAsiaTheme="majorEastAsia" w:hAnsiTheme="majorHAnsi"/>
-      <w:sz w:val="56"/>
-      <w:szCs w:val="56"/>
-    </w:rPr>
-  </w:style>
-  <w:style w:styleId="Subtitle" w:type="paragraph">
-    <w:name w:val="Subtitle"/>
-    <w:basedOn w:val="Title"/>
-    <w:next w:val="BodyText"/>
-    <w:link w:val="SubtitleChar"/>
-    <w:uiPriority w:val="11"/>
-    <w:qFormat/>
-    <w:rsid w:val="00A10FD9"/>
-    <w:pPr>
-      <w:numPr>
-        <w:ilvl w:val="1"/>
-      </w:numPr>
-    </w:pPr>
-    <w:rPr>
-      <w:rFonts w:cstheme="majorBidi" w:eastAsiaTheme="majorEastAsia"/>
-      <w:spacing w:val="15"/>
-      <w:sz w:val="28"/>
-      <w:szCs w:val="28"/>
-    </w:rPr>
-  </w:style>
-  <w:style w:customStyle="1" w:styleId="SubtitleChar" w:type="character">
-    <w:name w:val="Subtitle Char"/>
-    <w:basedOn w:val="DefaultParagraphFont"/>
-    <w:link w:val="Subtitle"/>
-    <w:uiPriority w:val="11"/>
-    <w:rsid w:val="00A10FD9"/>
-    <w:rPr>
-      <w:rFonts w:cstheme="majorBidi" w:eastAsiaTheme="majorEastAsia"/>
-      <w:color w:themeColor="text1" w:themeTint="A6" w:val="595959"/>
-      <w:spacing w:val="15"/>
-      <w:sz w:val="28"/>
-      <w:szCs w:val="28"/>
-    </w:rPr>
-  </w:style>
-  <w:style w:customStyle="1" w:styleId="Author" w:type="paragraph">
-    <w:name w:val="Author"/>
-    <w:basedOn w:val="Title"/>
-    <w:next w:val="BodyText"/>
-    <w:qFormat/>
+    <w:rsid w:val="0047044A"/>
     <w:pPr>
       <w:keepNext/>
       <w:keepLines/>
+      <w:spacing w:before="360"/>
+      <w:outlineLvl w:val="0"/>
     </w:pPr>
     <w:rPr>
+      <w:rFonts w:cstheme="majorBidi" w:eastAsiaTheme="majorEastAsia"/>
+      <w:b/>
+      <w:color w:themeColor="accent1" w:themeShade="BF" w:val="0F4761"/>
       <w:sz w:val="24"/>
-      <w:szCs w:val="24"/>
-    </w:rPr>
-  </w:style>
-  <w:style w:styleId="Date" w:type="paragraph">
-    <w:name w:val="Date"/>
-    <w:basedOn w:val="Title"/>
-    <w:next w:val="BodyText"/>
+      <w:szCs w:val="40"/>
+    </w:rPr>
+  </w:style>
+  <w:style w:styleId="Heading2" w:type="paragraph">
+    <w:name w:val="heading 2"/>
+    <w:basedOn w:val="Normal"/>
+    <w:next w:val="Normal"/>
+    <w:link w:val="Heading2Char"/>
+    <w:uiPriority w:val="9"/>
+    <w:unhideWhenUsed/>
     <w:qFormat/>
-    <w:pPr>
-      <w:keepNext/>
-      <w:keepLines/>
-    </w:pPr>
-    <w:rPr>
-      <w:sz w:val="24"/>
-      <w:szCs w:val="24"/>
-    </w:rPr>
-  </w:style>
-  <w:style w:customStyle="1" w:styleId="AbstractTitle" w:type="paragraph">
-    <w:name w:val="Abstract Title"/>
-    <w:basedOn w:val="Normal"/>
-    <w:next w:val="Abstract"/>
-    <w:qFormat/>
-    <w:pPr>
-      <w:keepNext/>
-      <w:keepLines/>
-      <w:spacing w:after="0" w:before="300"/>
-      <w:jc w:val="center"/>
-    </w:pPr>
-    <w:rPr>
-      <w:b/>
-      <w:sz w:val="20"/>
-      <w:szCs w:val="20"/>
-    </w:rPr>
-  </w:style>
-  <w:style w:customStyle="1" w:styleId="Abstract" w:type="paragraph">
-    <w:name w:val="Abstract"/>
-    <w:basedOn w:val="Normal"/>
-    <w:next w:val="BodyText"/>
-    <w:qFormat/>
-    <w:pPr>
-      <w:keepNext/>
-      <w:keepLines/>
-      <w:spacing w:after="300" w:before="100"/>
-    </w:pPr>
-    <w:rPr>
-      <w:sz w:val="20"/>
-      <w:szCs w:val="20"/>
-    </w:rPr>
-  </w:style>
-  <w:style w:styleId="Bibliography" w:type="paragraph">
-    <w:name w:val="Bibliography"/>
-    <w:basedOn w:val="Normal"/>
-    <w:next w:val="Bibliography"/>
-    <w:qFormat/>
-    <w:pPr/>
-    <w:rPr/>
-  </w:style>
-  <w:style w:styleId="Heading1" w:type="paragraph">
-    <w:name w:val="heading 1"/>
-    <w:basedOn w:val="Normal"/>
-    <w:next w:val="BodyText"/>
-    <w:link w:val="Heading1Char"/>
-    <w:uiPriority w:val="9"/>
-    <w:qFormat/>
-    <w:rsid w:val="00A10FD9"/>
+    <w:rsid w:val="0047044A"/>
     <w:pPr>
       <w:keepNext/>
       <w:keepLines/>
       <w:spacing w:after="80" w:before="360"/>
-      <w:outlineLvl w:val="0"/>
-    </w:pPr>
-    <w:rPr>
-      <w:rFonts w:asciiTheme="majorHAnsi" w:cstheme="majorBidi" w:eastAsiaTheme="majorEastAsia" w:hAnsiTheme="majorHAnsi"/>
-      <w:color w:themeColor="accent1" w:themeShade="BF" w:val="0F4761"/>
-      <w:sz w:val="40"/>
-      <w:szCs w:val="40"/>
-    </w:rPr>
-  </w:style>
-  <w:style w:styleId="Heading2" w:type="paragraph">
-    <w:name w:val="heading 2"/>
-    <w:basedOn w:val="Normal"/>
-    <w:next w:val="BodyText"/>
-    <w:link w:val="Heading2Char"/>
-    <w:uiPriority w:val="9"/>
-    <w:semiHidden/>
-    <w:unhideWhenUsed/>
-    <w:qFormat/>
-    <w:rsid w:val="00A10FD9"/>
-    <w:pPr>
-      <w:keepNext/>
-      <w:keepLines/>
-      <w:spacing w:after="80" w:before="160"/>
       <w:outlineLvl w:val="1"/>
     </w:pPr>
     <w:rPr>
-      <w:rFonts w:asciiTheme="majorHAnsi" w:cstheme="majorBidi" w:eastAsiaTheme="majorEastAsia" w:hAnsiTheme="majorHAnsi"/>
+      <w:rFonts w:cstheme="majorBidi" w:eastAsiaTheme="majorEastAsia"/>
+      <w:b/>
       <w:color w:themeColor="accent1" w:themeShade="BF" w:val="0F4761"/>
-      <w:sz w:val="32"/>
+      <w:sz w:val="24"/>
       <w:szCs w:val="32"/>
     </w:rPr>
   </w:style>
   <w:style w:styleId="Heading3" w:type="paragraph">
     <w:name w:val="heading 3"/>
     <w:basedOn w:val="Normal"/>
-    <w:next w:val="BodyText"/>
+    <w:next w:val="Normal"/>
     <w:link w:val="Heading3Char"/>
     <w:uiPriority w:val="9"/>
     <w:semiHidden/>
     <w:unhideWhenUsed/>
     <w:qFormat/>
-    <w:rsid w:val="00A10FD9"/>
+    <w:rsid w:val="00851AB2"/>
     <w:pPr>
       <w:keepNext/>
       <w:keepLines/>
@@ -1438,13 +1882,13 @@
   <w:style w:styleId="Heading4" w:type="paragraph">
     <w:name w:val="heading 4"/>
     <w:basedOn w:val="Normal"/>
-    <w:next w:val="BodyText"/>
+    <w:next w:val="Normal"/>
     <w:link w:val="Heading4Char"/>
     <w:uiPriority w:val="9"/>
     <w:semiHidden/>
     <w:unhideWhenUsed/>
     <w:qFormat/>
-    <w:rsid w:val="00A10FD9"/>
+    <w:rsid w:val="00851AB2"/>
     <w:pPr>
       <w:keepNext/>
       <w:keepLines/>
@@ -1461,13 +1905,13 @@
   <w:style w:styleId="Heading5" w:type="paragraph">
     <w:name w:val="heading 5"/>
     <w:basedOn w:val="Normal"/>
-    <w:next w:val="BodyText"/>
+    <w:next w:val="Normal"/>
     <w:link w:val="Heading5Char"/>
     <w:uiPriority w:val="9"/>
     <w:semiHidden/>
     <w:unhideWhenUsed/>
     <w:qFormat/>
-    <w:rsid w:val="00A10FD9"/>
+    <w:rsid w:val="00851AB2"/>
     <w:pPr>
       <w:keepNext/>
       <w:keepLines/>
@@ -1482,13 +1926,13 @@
   <w:style w:styleId="Heading6" w:type="paragraph">
     <w:name w:val="heading 6"/>
     <w:basedOn w:val="Normal"/>
-    <w:next w:val="BodyText"/>
+    <w:next w:val="Normal"/>
     <w:link w:val="Heading6Char"/>
     <w:uiPriority w:val="9"/>
     <w:semiHidden/>
     <w:unhideWhenUsed/>
     <w:qFormat/>
-    <w:rsid w:val="00A10FD9"/>
+    <w:rsid w:val="00851AB2"/>
     <w:pPr>
       <w:keepNext/>
       <w:keepLines/>
@@ -1505,13 +1949,13 @@
   <w:style w:styleId="Heading7" w:type="paragraph">
     <w:name w:val="heading 7"/>
     <w:basedOn w:val="Normal"/>
-    <w:next w:val="BodyText"/>
+    <w:next w:val="Normal"/>
     <w:link w:val="Heading7Char"/>
     <w:uiPriority w:val="9"/>
     <w:semiHidden/>
     <w:unhideWhenUsed/>
     <w:qFormat/>
-    <w:rsid w:val="00A10FD9"/>
+    <w:rsid w:val="00851AB2"/>
     <w:pPr>
       <w:keepNext/>
       <w:keepLines/>
@@ -1526,13 +1970,13 @@
   <w:style w:styleId="Heading8" w:type="paragraph">
     <w:name w:val="heading 8"/>
     <w:basedOn w:val="Normal"/>
-    <w:next w:val="BodyText"/>
+    <w:next w:val="Normal"/>
     <w:link w:val="Heading8Char"/>
     <w:uiPriority w:val="9"/>
     <w:semiHidden/>
     <w:unhideWhenUsed/>
     <w:qFormat/>
-    <w:rsid w:val="00A10FD9"/>
+    <w:rsid w:val="00851AB2"/>
     <w:pPr>
       <w:keepNext/>
       <w:keepLines/>
@@ -1549,13 +1993,13 @@
   <w:style w:styleId="Heading9" w:type="paragraph">
     <w:name w:val="heading 9"/>
     <w:basedOn w:val="Normal"/>
-    <w:next w:val="BodyText"/>
+    <w:next w:val="Normal"/>
     <w:link w:val="Heading9Char"/>
     <w:uiPriority w:val="9"/>
     <w:semiHidden/>
     <w:unhideWhenUsed/>
     <w:qFormat/>
-    <w:rsid w:val="00A10FD9"/>
+    <w:rsid w:val="00851AB2"/>
     <w:pPr>
       <w:keepNext/>
       <w:keepLines/>
@@ -1567,168 +2011,17 @@
       <w:color w:themeColor="text1" w:themeTint="D8" w:val="272727"/>
     </w:rPr>
   </w:style>
-  <w:style w:customStyle="1" w:styleId="Heading1Char" w:type="character">
-    <w:name w:val="Heading 1 Char"/>
-    <w:basedOn w:val="DefaultParagraphFont"/>
-    <w:link w:val="Heading1"/>
-    <w:uiPriority w:val="9"/>
-    <w:rsid w:val="00A10FD9"/>
-    <w:rPr>
-      <w:rFonts w:asciiTheme="majorHAnsi" w:cstheme="majorBidi" w:eastAsiaTheme="majorEastAsia" w:hAnsiTheme="majorHAnsi"/>
-      <w:color w:themeColor="accent1" w:themeShade="BF" w:val="0F4761"/>
-      <w:sz w:val="40"/>
-      <w:szCs w:val="40"/>
-    </w:rPr>
-  </w:style>
-  <w:style w:customStyle="1" w:styleId="Heading2Char" w:type="character">
-    <w:name w:val="Heading 2 Char"/>
-    <w:basedOn w:val="DefaultParagraphFont"/>
-    <w:link w:val="Heading2"/>
-    <w:uiPriority w:val="9"/>
-    <w:semiHidden/>
-    <w:rsid w:val="00A10FD9"/>
-    <w:rPr>
-      <w:rFonts w:asciiTheme="majorHAnsi" w:cstheme="majorBidi" w:eastAsiaTheme="majorEastAsia" w:hAnsiTheme="majorHAnsi"/>
-      <w:color w:themeColor="accent1" w:themeShade="BF" w:val="0F4761"/>
-      <w:sz w:val="32"/>
-      <w:szCs w:val="32"/>
-    </w:rPr>
-  </w:style>
-  <w:style w:customStyle="1" w:styleId="Heading3Char" w:type="character">
-    <w:name w:val="Heading 3 Char"/>
-    <w:basedOn w:val="DefaultParagraphFont"/>
-    <w:link w:val="Heading3"/>
-    <w:uiPriority w:val="9"/>
-    <w:semiHidden/>
-    <w:rsid w:val="00A10FD9"/>
-    <w:rPr>
-      <w:rFonts w:cstheme="majorBidi" w:eastAsiaTheme="majorEastAsia"/>
-      <w:color w:themeColor="accent1" w:themeShade="BF" w:val="0F4761"/>
-      <w:sz w:val="28"/>
-      <w:szCs w:val="28"/>
-    </w:rPr>
-  </w:style>
-  <w:style w:customStyle="1" w:styleId="Heading4Char" w:type="character">
-    <w:name w:val="Heading 4 Char"/>
-    <w:basedOn w:val="DefaultParagraphFont"/>
-    <w:link w:val="Heading4"/>
-    <w:uiPriority w:val="9"/>
-    <w:semiHidden/>
-    <w:rsid w:val="00A10FD9"/>
-    <w:rPr>
-      <w:rFonts w:cstheme="majorBidi" w:eastAsiaTheme="majorEastAsia"/>
-      <w:i/>
-      <w:iCs/>
-      <w:color w:themeColor="accent1" w:themeShade="BF" w:val="0F4761"/>
-    </w:rPr>
-  </w:style>
-  <w:style w:customStyle="1" w:styleId="Heading5Char" w:type="character">
-    <w:name w:val="Heading 5 Char"/>
-    <w:basedOn w:val="DefaultParagraphFont"/>
-    <w:link w:val="Heading5"/>
-    <w:uiPriority w:val="9"/>
-    <w:semiHidden/>
-    <w:rsid w:val="00A10FD9"/>
-    <w:rPr>
-      <w:rFonts w:cstheme="majorBidi" w:eastAsiaTheme="majorEastAsia"/>
-      <w:color w:themeColor="accent1" w:themeShade="BF" w:val="0F4761"/>
-    </w:rPr>
-  </w:style>
-  <w:style w:customStyle="1" w:styleId="Heading6Char" w:type="character">
-    <w:name w:val="Heading 6 Char"/>
-    <w:basedOn w:val="DefaultParagraphFont"/>
-    <w:link w:val="Heading6"/>
-    <w:uiPriority w:val="9"/>
-    <w:semiHidden/>
-    <w:rsid w:val="00A10FD9"/>
-    <w:rPr>
-      <w:rFonts w:cstheme="majorBidi" w:eastAsiaTheme="majorEastAsia"/>
-      <w:i/>
-      <w:iCs/>
-      <w:color w:themeColor="text1" w:themeTint="A6" w:val="595959"/>
-    </w:rPr>
-  </w:style>
-  <w:style w:customStyle="1" w:styleId="Heading7Char" w:type="character">
-    <w:name w:val="Heading 7 Char"/>
-    <w:basedOn w:val="DefaultParagraphFont"/>
-    <w:link w:val="Heading7"/>
-    <w:uiPriority w:val="9"/>
-    <w:semiHidden/>
-    <w:rsid w:val="00A10FD9"/>
-    <w:rPr>
-      <w:rFonts w:cstheme="majorBidi" w:eastAsiaTheme="majorEastAsia"/>
-      <w:color w:themeColor="text1" w:themeTint="A6" w:val="595959"/>
-    </w:rPr>
-  </w:style>
-  <w:style w:customStyle="1" w:styleId="Heading8Char" w:type="character">
-    <w:name w:val="Heading 8 Char"/>
-    <w:basedOn w:val="DefaultParagraphFont"/>
-    <w:link w:val="Heading8"/>
-    <w:uiPriority w:val="9"/>
-    <w:semiHidden/>
-    <w:rsid w:val="00A10FD9"/>
-    <w:rPr>
-      <w:rFonts w:cstheme="majorBidi" w:eastAsiaTheme="majorEastAsia"/>
-      <w:i/>
-      <w:iCs/>
-      <w:color w:themeColor="text1" w:themeTint="D8" w:val="272727"/>
-    </w:rPr>
-  </w:style>
-  <w:style w:customStyle="1" w:styleId="Heading9Char" w:type="character">
-    <w:name w:val="Heading 9 Char"/>
-    <w:basedOn w:val="DefaultParagraphFont"/>
-    <w:link w:val="Heading9"/>
-    <w:uiPriority w:val="9"/>
-    <w:semiHidden/>
-    <w:rsid w:val="00A10FD9"/>
-    <w:rPr>
-      <w:rFonts w:cstheme="majorBidi" w:eastAsiaTheme="majorEastAsia"/>
-      <w:color w:themeColor="text1" w:themeTint="D8" w:val="272727"/>
-    </w:rPr>
-  </w:style>
-  <w:style w:styleId="BlockText" w:type="paragraph">
-    <w:name w:val="Block Text"/>
-    <w:basedOn w:val="BodyText"/>
-    <w:next w:val="BodyText"/>
-    <w:uiPriority w:val="9"/>
-    <w:unhideWhenUsed/>
-    <w:qFormat/>
-    <w:pPr>
-      <w:spacing w:after="100" w:before="100"/>
-      <w:ind w:firstLine="0" w:left="480" w:right="480"/>
-    </w:pPr>
-  </w:style>
-  <w:style w:styleId="FootnoteText" w:type="paragraph">
-    <w:name w:val="Footnote Text"/>
-    <w:basedOn w:val="Normal"/>
-    <w:next w:val="FootnoteText"/>
-    <w:uiPriority w:val="9"/>
-    <w:unhideWhenUsed/>
-    <w:qFormat/>
-  </w:style>
-  <w:style w:styleId="FootnoteBlockText" w:type="paragraph">
-    <w:name w:val="Footnote Block Text"/>
-    <w:basedOn w:val="FootnoteText"/>
-    <w:next w:val="FootnoteText"/>
-    <w:uiPriority w:val="9"/>
-    <w:unhideWhenUsed/>
-    <w:qFormat/>
-    <w:pPr>
-      <w:spacing w:after="100" w:before="100"/>
-      <w:ind w:firstLine="0" w:left="480" w:right="480"/>
-    </w:pPr>
-  </w:style>
   <w:style w:default="1" w:styleId="DefaultParagraphFont" w:type="character">
     <w:name w:val="Default Paragraph Font"/>
+    <w:uiPriority w:val="1"/>
     <w:semiHidden/>
     <w:unhideWhenUsed/>
   </w:style>
-  <w:style w:default="1" w:styleId="Table" w:type="table">
-    <w:name w:val="Table"/>
-    <w:basedOn w:val="TableNormal"/>
+  <w:style w:default="1" w:styleId="TableNormal" w:type="table">
+    <w:name w:val="Normal Table"/>
+    <w:uiPriority w:val="99"/>
     <w:semiHidden/>
     <w:unhideWhenUsed/>
-    <w:qFormat/>
     <w:tblPr>
       <w:tblInd w:type="dxa" w:w="0"/>
       <w:tblCellMar>
@@ -1738,119 +2031,326 @@
         <w:right w:type="dxa" w:w="108"/>
       </w:tblCellMar>
     </w:tblPr>
-    <w:tblStylePr w:type="firstRow">
-      <w:tblPr>
-        <w:jc w:val="left"/>
-        <w:tblInd w:type="dxa" w:w="0"/>
-      </w:tblPr>
-      <w:trPr>
-        <w:jc w:val="left"/>
-      </w:trPr>
-      <w:tcPr>
-        <w:tcBorders>
-          <w:bottom w:val="single"/>
-        </w:tcBorders>
-        <w:vAlign w:val="bottom"/>
-      </w:tcPr>
-    </w:tblStylePr>
-  </w:style>
-  <w:style w:customStyle="1" w:styleId="DefinitionTerm" w:type="paragraph">
-    <w:name w:val="Definition Term"/>
+  </w:style>
+  <w:style w:default="1" w:styleId="NoList" w:type="numbering">
+    <w:name w:val="No List"/>
+    <w:uiPriority w:val="99"/>
+    <w:semiHidden/>
+    <w:unhideWhenUsed/>
+  </w:style>
+  <w:style w:customStyle="1" w:styleId="Heading1Char" w:type="character">
+    <w:name w:val="Heading 1 Char"/>
+    <w:basedOn w:val="DefaultParagraphFont"/>
+    <w:link w:val="Heading1"/>
+    <w:uiPriority w:val="9"/>
+    <w:rsid w:val="0047044A"/>
+    <w:rPr>
+      <w:rFonts w:ascii="Arial" w:cstheme="majorBidi" w:eastAsiaTheme="majorEastAsia" w:hAnsi="Arial"/>
+      <w:b/>
+      <w:color w:themeColor="accent1" w:themeShade="BF" w:val="0F4761"/>
+      <w:szCs w:val="40"/>
+    </w:rPr>
+  </w:style>
+  <w:style w:customStyle="1" w:styleId="Heading2Char" w:type="character">
+    <w:name w:val="Heading 2 Char"/>
+    <w:basedOn w:val="DefaultParagraphFont"/>
+    <w:link w:val="Heading2"/>
+    <w:uiPriority w:val="9"/>
+    <w:rsid w:val="0047044A"/>
+    <w:rPr>
+      <w:rFonts w:ascii="Arial" w:cstheme="majorBidi" w:eastAsiaTheme="majorEastAsia" w:hAnsi="Arial"/>
+      <w:b/>
+      <w:color w:themeColor="accent1" w:themeShade="BF" w:val="0F4761"/>
+      <w:szCs w:val="32"/>
+    </w:rPr>
+  </w:style>
+  <w:style w:customStyle="1" w:styleId="Heading3Char" w:type="character">
+    <w:name w:val="Heading 3 Char"/>
+    <w:basedOn w:val="DefaultParagraphFont"/>
+    <w:link w:val="Heading3"/>
+    <w:uiPriority w:val="9"/>
+    <w:semiHidden/>
+    <w:rsid w:val="00851AB2"/>
+    <w:rPr>
+      <w:rFonts w:cstheme="majorBidi" w:eastAsiaTheme="majorEastAsia"/>
+      <w:color w:themeColor="accent1" w:themeShade="BF" w:val="0F4761"/>
+      <w:sz w:val="28"/>
+      <w:szCs w:val="28"/>
+    </w:rPr>
+  </w:style>
+  <w:style w:customStyle="1" w:styleId="Heading4Char" w:type="character">
+    <w:name w:val="Heading 4 Char"/>
+    <w:basedOn w:val="DefaultParagraphFont"/>
+    <w:link w:val="Heading4"/>
+    <w:uiPriority w:val="9"/>
+    <w:semiHidden/>
+    <w:rsid w:val="00851AB2"/>
+    <w:rPr>
+      <w:rFonts w:cstheme="majorBidi" w:eastAsiaTheme="majorEastAsia"/>
+      <w:i/>
+      <w:iCs/>
+      <w:color w:themeColor="accent1" w:themeShade="BF" w:val="0F4761"/>
+    </w:rPr>
+  </w:style>
+  <w:style w:customStyle="1" w:styleId="Heading5Char" w:type="character">
+    <w:name w:val="Heading 5 Char"/>
+    <w:basedOn w:val="DefaultParagraphFont"/>
+    <w:link w:val="Heading5"/>
+    <w:uiPriority w:val="9"/>
+    <w:semiHidden/>
+    <w:rsid w:val="00851AB2"/>
+    <w:rPr>
+      <w:rFonts w:cstheme="majorBidi" w:eastAsiaTheme="majorEastAsia"/>
+      <w:color w:themeColor="accent1" w:themeShade="BF" w:val="0F4761"/>
+    </w:rPr>
+  </w:style>
+  <w:style w:customStyle="1" w:styleId="Heading6Char" w:type="character">
+    <w:name w:val="Heading 6 Char"/>
+    <w:basedOn w:val="DefaultParagraphFont"/>
+    <w:link w:val="Heading6"/>
+    <w:uiPriority w:val="9"/>
+    <w:semiHidden/>
+    <w:rsid w:val="00851AB2"/>
+    <w:rPr>
+      <w:rFonts w:cstheme="majorBidi" w:eastAsiaTheme="majorEastAsia"/>
+      <w:i/>
+      <w:iCs/>
+      <w:color w:themeColor="text1" w:themeTint="A6" w:val="595959"/>
+    </w:rPr>
+  </w:style>
+  <w:style w:customStyle="1" w:styleId="Heading7Char" w:type="character">
+    <w:name w:val="Heading 7 Char"/>
+    <w:basedOn w:val="DefaultParagraphFont"/>
+    <w:link w:val="Heading7"/>
+    <w:uiPriority w:val="9"/>
+    <w:semiHidden/>
+    <w:rsid w:val="00851AB2"/>
+    <w:rPr>
+      <w:rFonts w:cstheme="majorBidi" w:eastAsiaTheme="majorEastAsia"/>
+      <w:color w:themeColor="text1" w:themeTint="A6" w:val="595959"/>
+    </w:rPr>
+  </w:style>
+  <w:style w:customStyle="1" w:styleId="Heading8Char" w:type="character">
+    <w:name w:val="Heading 8 Char"/>
+    <w:basedOn w:val="DefaultParagraphFont"/>
+    <w:link w:val="Heading8"/>
+    <w:uiPriority w:val="9"/>
+    <w:semiHidden/>
+    <w:rsid w:val="00851AB2"/>
+    <w:rPr>
+      <w:rFonts w:cstheme="majorBidi" w:eastAsiaTheme="majorEastAsia"/>
+      <w:i/>
+      <w:iCs/>
+      <w:color w:themeColor="text1" w:themeTint="D8" w:val="272727"/>
+    </w:rPr>
+  </w:style>
+  <w:style w:customStyle="1" w:styleId="Heading9Char" w:type="character">
+    <w:name w:val="Heading 9 Char"/>
+    <w:basedOn w:val="DefaultParagraphFont"/>
+    <w:link w:val="Heading9"/>
+    <w:uiPriority w:val="9"/>
+    <w:semiHidden/>
+    <w:rsid w:val="00851AB2"/>
+    <w:rPr>
+      <w:rFonts w:cstheme="majorBidi" w:eastAsiaTheme="majorEastAsia"/>
+      <w:color w:themeColor="text1" w:themeTint="D8" w:val="272727"/>
+    </w:rPr>
+  </w:style>
+  <w:style w:styleId="Title" w:type="paragraph">
+    <w:name w:val="Title"/>
     <w:basedOn w:val="Normal"/>
-    <w:next w:val="Definition"/>
+    <w:next w:val="Normal"/>
+    <w:link w:val="TitleChar"/>
+    <w:uiPriority w:val="10"/>
+    <w:qFormat/>
+    <w:rsid w:val="00851AB2"/>
     <w:pPr>
-      <w:keepNext/>
-      <w:keepLines/>
-      <w:spacing w:after="0"/>
+      <w:spacing w:after="80"/>
+      <w:contextualSpacing/>
     </w:pPr>
     <w:rPr>
+      <w:rFonts w:asciiTheme="majorHAnsi" w:cstheme="majorBidi" w:eastAsiaTheme="majorEastAsia" w:hAnsiTheme="majorHAnsi"/>
+      <w:spacing w:val="-10"/>
+      <w:kern w:val="28"/>
+      <w:sz w:val="56"/>
+      <w:szCs w:val="56"/>
+    </w:rPr>
+  </w:style>
+  <w:style w:customStyle="1" w:styleId="TitleChar" w:type="character">
+    <w:name w:val="Title Char"/>
+    <w:basedOn w:val="DefaultParagraphFont"/>
+    <w:link w:val="Title"/>
+    <w:uiPriority w:val="10"/>
+    <w:rsid w:val="00851AB2"/>
+    <w:rPr>
+      <w:rFonts w:asciiTheme="majorHAnsi" w:cstheme="majorBidi" w:eastAsiaTheme="majorEastAsia" w:hAnsiTheme="majorHAnsi"/>
+      <w:spacing w:val="-10"/>
+      <w:kern w:val="28"/>
+      <w:sz w:val="56"/>
+      <w:szCs w:val="56"/>
+    </w:rPr>
+  </w:style>
+  <w:style w:styleId="Subtitle" w:type="paragraph">
+    <w:name w:val="Subtitle"/>
+    <w:basedOn w:val="Normal"/>
+    <w:next w:val="Normal"/>
+    <w:link w:val="SubtitleChar"/>
+    <w:uiPriority w:val="11"/>
+    <w:qFormat/>
+    <w:rsid w:val="00851AB2"/>
+    <w:pPr>
+      <w:numPr>
+        <w:ilvl w:val="1"/>
+      </w:numPr>
+    </w:pPr>
+    <w:rPr>
+      <w:rFonts w:cstheme="majorBidi" w:eastAsiaTheme="majorEastAsia"/>
+      <w:color w:themeColor="text1" w:themeTint="A6" w:val="595959"/>
+      <w:spacing w:val="15"/>
+      <w:sz w:val="28"/>
+      <w:szCs w:val="28"/>
+    </w:rPr>
+  </w:style>
+  <w:style w:customStyle="1" w:styleId="SubtitleChar" w:type="character">
+    <w:name w:val="Subtitle Char"/>
+    <w:basedOn w:val="DefaultParagraphFont"/>
+    <w:link w:val="Subtitle"/>
+    <w:uiPriority w:val="11"/>
+    <w:rsid w:val="00851AB2"/>
+    <w:rPr>
+      <w:rFonts w:cstheme="majorBidi" w:eastAsiaTheme="majorEastAsia"/>
+      <w:color w:themeColor="text1" w:themeTint="A6" w:val="595959"/>
+      <w:spacing w:val="15"/>
+      <w:sz w:val="28"/>
+      <w:szCs w:val="28"/>
+    </w:rPr>
+  </w:style>
+  <w:style w:styleId="Quote" w:type="paragraph">
+    <w:name w:val="Quote"/>
+    <w:basedOn w:val="Normal"/>
+    <w:next w:val="Normal"/>
+    <w:link w:val="QuoteChar"/>
+    <w:uiPriority w:val="29"/>
+    <w:qFormat/>
+    <w:rsid w:val="00851AB2"/>
+    <w:pPr>
+      <w:spacing w:before="160"/>
+      <w:jc w:val="center"/>
+    </w:pPr>
+    <w:rPr>
+      <w:i/>
+      <w:iCs/>
+      <w:color w:themeColor="text1" w:themeTint="BF" w:val="404040"/>
+    </w:rPr>
+  </w:style>
+  <w:style w:customStyle="1" w:styleId="QuoteChar" w:type="character">
+    <w:name w:val="Quote Char"/>
+    <w:basedOn w:val="DefaultParagraphFont"/>
+    <w:link w:val="Quote"/>
+    <w:uiPriority w:val="29"/>
+    <w:rsid w:val="00851AB2"/>
+    <w:rPr>
+      <w:i/>
+      <w:iCs/>
+      <w:color w:themeColor="text1" w:themeTint="BF" w:val="404040"/>
+    </w:rPr>
+  </w:style>
+  <w:style w:styleId="ListParagraph" w:type="paragraph">
+    <w:name w:val="List Paragraph"/>
+    <w:basedOn w:val="Normal"/>
+    <w:uiPriority w:val="34"/>
+    <w:qFormat/>
+    <w:rsid w:val="00851AB2"/>
+    <w:pPr>
+      <w:ind w:left="720"/>
+      <w:contextualSpacing/>
+    </w:pPr>
+  </w:style>
+  <w:style w:styleId="IntenseEmphasis" w:type="character">
+    <w:name w:val="Intense Emphasis"/>
+    <w:basedOn w:val="DefaultParagraphFont"/>
+    <w:uiPriority w:val="21"/>
+    <w:qFormat/>
+    <w:rsid w:val="00851AB2"/>
+    <w:rPr>
+      <w:i/>
+      <w:iCs/>
+      <w:color w:themeColor="accent1" w:themeShade="BF" w:val="0F4761"/>
+    </w:rPr>
+  </w:style>
+  <w:style w:styleId="IntenseQuote" w:type="paragraph">
+    <w:name w:val="Intense Quote"/>
+    <w:basedOn w:val="Normal"/>
+    <w:next w:val="Normal"/>
+    <w:link w:val="IntenseQuoteChar"/>
+    <w:uiPriority w:val="30"/>
+    <w:qFormat/>
+    <w:rsid w:val="00851AB2"/>
+    <w:pPr>
+      <w:pBdr>
+        <w:top w:color="0F4761" w:space="10" w:sz="4" w:themeColor="accent1" w:themeShade="BF" w:val="single"/>
+        <w:bottom w:color="0F4761" w:space="10" w:sz="4" w:themeColor="accent1" w:themeShade="BF" w:val="single"/>
+      </w:pBdr>
+      <w:spacing w:after="360" w:before="360"/>
+      <w:ind w:left="864" w:right="864"/>
+      <w:jc w:val="center"/>
+    </w:pPr>
+    <w:rPr>
+      <w:i/>
+      <w:iCs/>
+      <w:color w:themeColor="accent1" w:themeShade="BF" w:val="0F4761"/>
+    </w:rPr>
+  </w:style>
+  <w:style w:customStyle="1" w:styleId="IntenseQuoteChar" w:type="character">
+    <w:name w:val="Intense Quote Char"/>
+    <w:basedOn w:val="DefaultParagraphFont"/>
+    <w:link w:val="IntenseQuote"/>
+    <w:uiPriority w:val="30"/>
+    <w:rsid w:val="00851AB2"/>
+    <w:rPr>
+      <w:i/>
+      <w:iCs/>
+      <w:color w:themeColor="accent1" w:themeShade="BF" w:val="0F4761"/>
+    </w:rPr>
+  </w:style>
+  <w:style w:styleId="IntenseReference" w:type="character">
+    <w:name w:val="Intense Reference"/>
+    <w:basedOn w:val="DefaultParagraphFont"/>
+    <w:uiPriority w:val="32"/>
+    <w:qFormat/>
+    <w:rsid w:val="00851AB2"/>
+    <w:rPr>
       <w:b/>
-    </w:rPr>
-  </w:style>
-  <w:style w:customStyle="1" w:styleId="Definition" w:type="paragraph">
-    <w:name w:val="Definition"/>
-    <w:basedOn w:val="Normal"/>
-  </w:style>
-  <w:style w:styleId="Caption" w:type="paragraph">
-    <w:name w:val="Caption"/>
-    <w:basedOn w:val="Normal"/>
-    <w:link w:val="BodyTextChar"/>
-    <w:pPr>
-      <w:spacing w:after="120" w:before="0"/>
-    </w:pPr>
-    <w:rPr>
-      <w:i/>
-    </w:rPr>
-  </w:style>
-  <w:style w:customStyle="1" w:styleId="TableCaption" w:type="paragraph">
-    <w:name w:val="Table Caption"/>
-    <w:basedOn w:val="Caption"/>
-    <w:pPr>
-      <w:keepNext/>
-    </w:pPr>
-  </w:style>
-  <w:style w:customStyle="1" w:styleId="ImageCaption" w:type="paragraph">
-    <w:name w:val="Image Caption"/>
-    <w:basedOn w:val="Caption"/>
-  </w:style>
-  <w:style w:customStyle="1" w:styleId="Figure" w:type="paragraph">
-    <w:name w:val="Figure"/>
-    <w:basedOn w:val="Normal"/>
-  </w:style>
-  <w:style w:customStyle="1" w:styleId="CaptionedFigure" w:type="paragraph">
-    <w:name w:val="Captioned Figure"/>
-    <w:basedOn w:val="Figure"/>
-    <w:pPr>
-      <w:keepNext/>
-    </w:pPr>
-  </w:style>
-  <w:style w:customStyle="1" w:styleId="BodyTextChar" w:type="character">
-    <w:name w:val="Body Text Char"/>
-    <w:basedOn w:val="DefaultParagraphFont"/>
-    <w:link w:val="BodyText"/>
-  </w:style>
-  <w:style w:customStyle="1" w:styleId="VerbatimChar" w:type="character">
-    <w:name w:val="Verbatim Char"/>
-    <w:basedOn w:val="BodyTextChar"/>
-    <w:rPr>
-      <w:rFonts w:ascii="Consolas" w:hAnsi="Consolas"/>
-      <w:sz w:val="22"/>
-    </w:rPr>
-  </w:style>
-  <w:style w:customStyle="1" w:styleId="SectionNumber" w:type="character">
-    <w:name w:val="Section Number"/>
-    <w:basedOn w:val="BodyTextChar"/>
-  </w:style>
-  <w:style w:styleId="FootnoteReference" w:type="character">
-    <w:name w:val="Footnote Reference"/>
-    <w:basedOn w:val="BodyTextChar"/>
-    <w:rPr>
-      <w:vertAlign w:val="superscript"/>
+      <w:bCs/>
+      <w:smallCaps/>
+      <w:color w:themeColor="accent1" w:themeShade="BF" w:val="0F4761"/>
+      <w:spacing w:val="5"/>
     </w:rPr>
   </w:style>
   <w:style w:styleId="Hyperlink" w:type="character">
     <w:name w:val="Hyperlink"/>
-    <w:basedOn w:val="BodyTextChar"/>
-    <w:rPr>
-      <w:color w:themeColor="accent1" w:val="4F81BD"/>
-    </w:rPr>
-  </w:style>
-  <w:style w:styleId="TOCHeading" w:type="paragraph">
-    <w:name w:val="TOC Heading"/>
-    <w:basedOn w:val="Heading1"/>
-    <w:next w:val="BodyText"/>
-    <w:uiPriority w:val="39"/>
+    <w:basedOn w:val="DefaultParagraphFont"/>
+    <w:uiPriority w:val="99"/>
     <w:unhideWhenUsed/>
-    <w:qFormat/>
-    <w:pPr>
-      <w:spacing w:before="240" w:line="259" w:lineRule="auto"/>
-      <w:outlineLvl w:val="9"/>
-    </w:pPr>
-    <w:rPr>
-      <w:rFonts w:asciiTheme="majorHAnsi" w:cstheme="majorBidi" w:eastAsiaTheme="majorEastAsia" w:hAnsiTheme="majorHAnsi"/>
-      <w:b w:val="0"/>
-      <w:bCs w:val="0"/>
-      <w:color w:themeColor="accent1" w:themeShade="BF" w:val="365F91"/>
+    <w:rsid w:val="00894072"/>
+    <w:rPr>
+      <w:rFonts w:ascii="Arial" w:hAnsi="Arial"/>
+      <w:color w:themeColor="hyperlink" w:val="467886"/>
+      <w:sz w:val="20"/>
+      <w:u w:val="single"/>
+    </w:rPr>
+  </w:style>
+  <w:style w:styleId="FollowedHyperlink" w:type="character">
+    <w:name w:val="FollowedHyperlink"/>
+    <w:basedOn w:val="DefaultParagraphFont"/>
+    <w:uiPriority w:val="99"/>
+    <w:unhideWhenUsed/>
+    <w:rsid w:val="00A7098E"/>
+    <w:rPr>
+      <w:rFonts w:ascii="Arial" w:hAnsi="Arial"/>
+      <w:color w:themeColor="followedHyperlink" w:val="96607D"/>
+      <w:sz w:val="20"/>
+      <w:u w:val="single"/>
     </w:rPr>
   </w:style>
   <w:style w:type="paragraph" w:customStyle="1" w:styleId="SourceCode">
